--- a/public/wydarzenie.docx
+++ b/public/wydarzenie.docx
@@ -22,33 +22,10 @@
           <w:bCs/>
         </w:rPr>
         <w:t xml:space="preserve">Załącznik nr 1 </w:t>
-      </w:r>
-      <w:r>
-        <w:rPr>
-          <w:bCs/>
-        </w:rPr>
         <w:br/>
       </w:r>
       <w:r>
-        <w:t xml:space="preserve">do zarządzenia nr </w:t>
-      </w:r>
-      <w:r>
-        <w:t>108</w:t>
-      </w:r>
-      <w:r>
-        <w:t xml:space="preserve"> Rektora ZUT z dnia </w:t>
-      </w:r>
-      <w:r>
-        <w:t>5</w:t>
-      </w:r>
-      <w:r>
-        <w:t xml:space="preserve"> </w:t>
-      </w:r>
-      <w:r>
-        <w:t xml:space="preserve">października </w:t>
-      </w:r>
-      <w:r>
-        <w:t>2023 r.</w:t>
+        <w:t xml:space="preserve">do zarządzenia nr 108 Rektora ZUT z dnia 5 października 2023 r.</w:t>
       </w:r>
     </w:p>
     <w:p ns2:paraId="65B5C65C" ns2:textId="77777777">
@@ -94,44 +71,7 @@
           <w:rFonts w:asciiTheme="minorHAnsi" w:hAnsiTheme="minorHAnsi" w:cstheme="minorHAnsi"/>
           <w:highlight w:val="cyan"/>
         </w:rPr>
-        <w:t>{</w:t>
-      </w:r>
-      <w:proofErr w:type="spellStart"/>
-      <w:r>
-        <w:rPr>
-          <w:rFonts w:asciiTheme="minorHAnsi" w:hAnsiTheme="minorHAnsi" w:cstheme="minorHAnsi"/>
-          <w:highlight w:val="cyan"/>
-        </w:rPr>
-        <w:t>dat</w:t>
-      </w:r>
-      <w:r>
-        <w:rPr>
-          <w:rFonts w:asciiTheme="minorHAnsi" w:hAnsiTheme="minorHAnsi" w:cstheme="minorHAnsi"/>
-          <w:highlight w:val="cyan"/>
-        </w:rPr>
-        <w:t>a</w:t>
-      </w:r>
-      <w:r>
-        <w:rPr>
-          <w:rFonts w:asciiTheme="minorHAnsi" w:hAnsiTheme="minorHAnsi" w:cstheme="minorHAnsi"/>
-          <w:highlight w:val="cyan"/>
-        </w:rPr>
-        <w:t>_</w:t>
-      </w:r>
-      <w:r>
-        <w:rPr>
-          <w:rFonts w:asciiTheme="minorHAnsi" w:hAnsiTheme="minorHAnsi" w:cstheme="minorHAnsi"/>
-          <w:highlight w:val="cyan"/>
-        </w:rPr>
-        <w:t>wniosku</w:t>
-      </w:r>
-      <w:proofErr w:type="spellEnd"/>
-      <w:r>
-        <w:rPr>
-          <w:rFonts w:asciiTheme="minorHAnsi" w:hAnsiTheme="minorHAnsi" w:cstheme="minorHAnsi"/>
-          <w:highlight w:val="cyan"/>
-        </w:rPr>
-        <w:t>}</w:t>
+        <w:t>{data_wniosku}</w:t>
       </w:r>
     </w:p>
     <w:p ns2:paraId="5E716C38" ns2:textId="77777777">
@@ -233,37 +173,7 @@
           <w:rFonts w:asciiTheme="minorHAnsi" w:hAnsiTheme="minorHAnsi" w:cstheme="minorHAnsi"/>
           <w:highlight w:val="cyan"/>
         </w:rPr>
-        <w:t>{</w:t>
-      </w:r>
-      <w:proofErr w:type="spellStart"/>
-      <w:r>
-        <w:rPr>
-          <w:rFonts w:asciiTheme="minorHAnsi" w:hAnsiTheme="minorHAnsi" w:cstheme="minorHAnsi"/>
-          <w:highlight w:val="cyan"/>
-        </w:rPr>
-        <w:t>organizacja</w:t>
-      </w:r>
-      <w:r>
-        <w:rPr>
-          <w:rFonts w:asciiTheme="minorHAnsi" w:hAnsiTheme="minorHAnsi" w:cstheme="minorHAnsi"/>
-          <w:highlight w:val="cyan"/>
-        </w:rPr>
-        <w:t>_</w:t>
-      </w:r>
-      <w:r>
-        <w:rPr>
-          <w:rFonts w:asciiTheme="minorHAnsi" w:hAnsiTheme="minorHAnsi" w:cstheme="minorHAnsi"/>
-          <w:highlight w:val="cyan"/>
-        </w:rPr>
-        <w:t>dopelniacz</w:t>
-      </w:r>
-      <w:proofErr w:type="spellEnd"/>
-      <w:r>
-        <w:rPr>
-          <w:rFonts w:asciiTheme="minorHAnsi" w:hAnsiTheme="minorHAnsi" w:cstheme="minorHAnsi"/>
-          <w:highlight w:val="cyan"/>
-        </w:rPr>
-        <w:t>}</w:t>
+        <w:t>{organizacja_dopelniacz}</w:t>
       </w:r>
     </w:p>
     <w:p ns2:paraId="334F31F5" ns2:textId="7A8C7C9E">
@@ -323,23 +233,7 @@
           <w:rFonts w:asciiTheme="minorHAnsi" w:hAnsiTheme="minorHAnsi" w:cstheme="minorHAnsi"/>
           <w:highlight w:val="cyan"/>
         </w:rPr>
-        <w:t>{</w:t>
-      </w:r>
-      <w:proofErr w:type="spellStart"/>
-      <w:r>
-        <w:rPr>
-          <w:rFonts w:asciiTheme="minorHAnsi" w:hAnsiTheme="minorHAnsi" w:cstheme="minorHAnsi"/>
-          <w:highlight w:val="cyan"/>
-        </w:rPr>
-        <w:t>data_przedsięwzięcia</w:t>
-      </w:r>
-      <w:proofErr w:type="spellEnd"/>
-      <w:r>
-        <w:rPr>
-          <w:rFonts w:asciiTheme="minorHAnsi" w:hAnsiTheme="minorHAnsi" w:cstheme="minorHAnsi"/>
-          <w:highlight w:val="cyan"/>
-        </w:rPr>
-        <w:t>}</w:t>
+        <w:t>{data_przedsięwzięcia}</w:t>
       </w:r>
       <w:r>
         <w:rPr>
@@ -378,23 +272,7 @@
           <w:rFonts w:asciiTheme="minorHAnsi" w:hAnsiTheme="minorHAnsi" w:cstheme="minorHAnsi"/>
           <w:highlight w:val="cyan"/>
         </w:rPr>
-        <w:t>{</w:t>
-      </w:r>
-      <w:proofErr w:type="spellStart"/>
-      <w:r>
-        <w:rPr>
-          <w:rFonts w:asciiTheme="minorHAnsi" w:hAnsiTheme="minorHAnsi" w:cstheme="minorHAnsi"/>
-          <w:highlight w:val="cyan"/>
-        </w:rPr>
-        <w:t>nazwa_przedsięwzięcia</w:t>
-      </w:r>
-      <w:proofErr w:type="spellEnd"/>
-      <w:r>
-        <w:rPr>
-          <w:rFonts w:asciiTheme="minorHAnsi" w:hAnsiTheme="minorHAnsi" w:cstheme="minorHAnsi"/>
-          <w:highlight w:val="cyan"/>
-        </w:rPr>
-        <w:t>}</w:t>
+        <w:t>{nazwa_przedsięwzięcia}</w:t>
       </w:r>
       <w:r>
         <w:rPr>
@@ -450,23 +328,7 @@
           <w:rFonts w:asciiTheme="minorHAnsi" w:hAnsiTheme="minorHAnsi" w:cstheme="minorHAnsi"/>
           <w:highlight w:val="cyan"/>
         </w:rPr>
-        <w:t>{</w:t>
-      </w:r>
-      <w:proofErr w:type="spellStart"/>
-      <w:r>
-        <w:rPr>
-          <w:rFonts w:asciiTheme="minorHAnsi" w:hAnsiTheme="minorHAnsi" w:cstheme="minorHAnsi"/>
-          <w:highlight w:val="cyan"/>
-        </w:rPr>
-        <w:t>opis_oraz_cel</w:t>
-      </w:r>
-      <w:proofErr w:type="spellEnd"/>
-      <w:r>
-        <w:rPr>
-          <w:rFonts w:asciiTheme="minorHAnsi" w:hAnsiTheme="minorHAnsi" w:cstheme="minorHAnsi"/>
-          <w:highlight w:val="cyan"/>
-        </w:rPr>
-        <w:t>}</w:t>
+        <w:t>{opis_oraz_cel}</w:t>
       </w:r>
       <w:r>
         <w:rPr>
@@ -604,23 +466,7 @@
           <w:rFonts w:asciiTheme="minorHAnsi" w:hAnsiTheme="minorHAnsi" w:cstheme="minorHAnsi"/>
           <w:highlight w:val="cyan"/>
         </w:rPr>
-        <w:t>{</w:t>
-      </w:r>
-      <w:proofErr w:type="spellStart"/>
-      <w:r>
-        <w:rPr>
-          <w:rFonts w:asciiTheme="minorHAnsi" w:hAnsiTheme="minorHAnsi" w:cstheme="minorHAnsi"/>
-          <w:highlight w:val="cyan"/>
-        </w:rPr>
-        <w:t>miejsce_oraz_adres</w:t>
-      </w:r>
-      <w:proofErr w:type="spellEnd"/>
-      <w:r>
-        <w:rPr>
-          <w:rFonts w:asciiTheme="minorHAnsi" w:hAnsiTheme="minorHAnsi" w:cstheme="minorHAnsi"/>
-          <w:highlight w:val="cyan"/>
-        </w:rPr>
-        <w:t>}</w:t>
+        <w:t>{miejsce_oraz_adres}</w:t>
       </w:r>
       <w:r>
         <w:rPr>
@@ -681,33 +527,8 @@
           <w:rFonts w:asciiTheme="minorHAnsi" w:hAnsiTheme="minorHAnsi" w:cstheme="minorHAnsi"/>
           <w:highlight w:val="yellow"/>
         </w:rPr>
-        <w:t>{</w:t>
-      </w:r>
-      <w:proofErr w:type="spellStart"/>
-      <w:r>
-        <w:rPr>
-          <w:rFonts w:asciiTheme="minorHAnsi" w:hAnsiTheme="minorHAnsi" w:cstheme="minorHAnsi"/>
-          <w:highlight w:val="yellow"/>
-        </w:rPr>
-        <w:t>rok_</w:t>
-      </w:r>
-      <w:proofErr w:type="gramStart"/>
-      <w:r>
-        <w:rPr>
-          <w:rFonts w:asciiTheme="minorHAnsi" w:hAnsiTheme="minorHAnsi" w:cstheme="minorHAnsi"/>
-          <w:highlight w:val="yellow"/>
-        </w:rPr>
-        <w:t>preliminarz</w:t>
-      </w:r>
-      <w:proofErr w:type="spellEnd"/>
-      <w:r>
-        <w:rPr>
-          <w:rFonts w:asciiTheme="minorHAnsi" w:hAnsiTheme="minorHAnsi" w:cstheme="minorHAnsi"/>
-          <w:highlight w:val="yellow"/>
-        </w:rPr>
-        <w:t xml:space="preserve"> }</w:t>
-      </w:r>
-      <w:proofErr w:type="gramEnd"/>
+        <w:t xml:space="preserve">{rok_preliminarz}</w:t>
+      </w:r>
       <w:r>
         <w:rPr>
           <w:rFonts w:asciiTheme="minorHAnsi" w:hAnsiTheme="minorHAnsi" w:cstheme="minorHAnsi"/>
@@ -758,23 +579,7 @@
           <w:rFonts w:asciiTheme="minorHAnsi" w:hAnsiTheme="minorHAnsi" w:cstheme="minorHAnsi"/>
           <w:highlight w:val="yellow"/>
         </w:rPr>
-        <w:t>{</w:t>
-      </w:r>
-      <w:proofErr w:type="spellStart"/>
-      <w:r>
-        <w:rPr>
-          <w:rFonts w:asciiTheme="minorHAnsi" w:hAnsiTheme="minorHAnsi" w:cstheme="minorHAnsi"/>
-          <w:highlight w:val="yellow"/>
-        </w:rPr>
-        <w:t>koszt_całkowity</w:t>
-      </w:r>
-      <w:proofErr w:type="spellEnd"/>
-      <w:r>
-        <w:rPr>
-          <w:rFonts w:asciiTheme="minorHAnsi" w:hAnsiTheme="minorHAnsi" w:cstheme="minorHAnsi"/>
-          <w:highlight w:val="yellow"/>
-        </w:rPr>
-        <w:t>}</w:t>
+        <w:t>{koszt_całkowity}</w:t>
       </w:r>
       <w:r>
         <w:rPr>
@@ -825,23 +630,7 @@
           <w:rFonts w:asciiTheme="minorHAnsi" w:hAnsiTheme="minorHAnsi" w:cstheme="minorHAnsi"/>
           <w:highlight w:val="yellow"/>
         </w:rPr>
-        <w:t>{</w:t>
-      </w:r>
-      <w:proofErr w:type="spellStart"/>
-      <w:r>
-        <w:rPr>
-          <w:rFonts w:asciiTheme="minorHAnsi" w:hAnsiTheme="minorHAnsi" w:cstheme="minorHAnsi"/>
-          <w:highlight w:val="yellow"/>
-        </w:rPr>
-        <w:t>koszt_wymagany</w:t>
-      </w:r>
-      <w:proofErr w:type="spellEnd"/>
-      <w:r>
-        <w:rPr>
-          <w:rFonts w:asciiTheme="minorHAnsi" w:hAnsiTheme="minorHAnsi" w:cstheme="minorHAnsi"/>
-          <w:highlight w:val="yellow"/>
-        </w:rPr>
-        <w:t>}</w:t>
+        <w:t>{koszt_wymagany}</w:t>
       </w:r>
       <w:r>
         <w:rPr>
@@ -879,23 +668,7 @@
           <w:rFonts w:asciiTheme="minorHAnsi" w:hAnsiTheme="minorHAnsi" w:cstheme="minorHAnsi"/>
           <w:highlight w:val="yellow"/>
         </w:rPr>
-        <w:t>{</w:t>
-      </w:r>
-      <w:proofErr w:type="spellStart"/>
-      <w:r>
-        <w:rPr>
-          <w:rFonts w:asciiTheme="minorHAnsi" w:hAnsiTheme="minorHAnsi" w:cstheme="minorHAnsi"/>
-          <w:highlight w:val="yellow"/>
-        </w:rPr>
-        <w:t>liczba_uczestników</w:t>
-      </w:r>
-      <w:proofErr w:type="spellEnd"/>
-      <w:r>
-        <w:rPr>
-          <w:rFonts w:asciiTheme="minorHAnsi" w:hAnsiTheme="minorHAnsi" w:cstheme="minorHAnsi"/>
-          <w:highlight w:val="yellow"/>
-        </w:rPr>
-        <w:t>}</w:t>
+        <w:t>{liczba_uczestników}</w:t>
       </w:r>
       <w:r>
         <w:rPr>
@@ -933,23 +706,7 @@
           <w:rFonts w:asciiTheme="minorHAnsi" w:hAnsiTheme="minorHAnsi" w:cstheme="minorHAnsi"/>
           <w:highlight w:val="cyan"/>
         </w:rPr>
-        <w:t>{</w:t>
-      </w:r>
-      <w:proofErr w:type="spellStart"/>
-      <w:r>
-        <w:rPr>
-          <w:rFonts w:asciiTheme="minorHAnsi" w:hAnsiTheme="minorHAnsi" w:cstheme="minorHAnsi"/>
-          <w:highlight w:val="cyan"/>
-        </w:rPr>
-        <w:t>odpowiedzialny_imie</w:t>
-      </w:r>
-      <w:proofErr w:type="spellEnd"/>
-      <w:r>
-        <w:rPr>
-          <w:rFonts w:asciiTheme="minorHAnsi" w:hAnsiTheme="minorHAnsi" w:cstheme="minorHAnsi"/>
-          <w:highlight w:val="cyan"/>
-        </w:rPr>
-        <w:t>}</w:t>
+        <w:t>{odpowiedzialny_imie}</w:t>
       </w:r>
       <w:r>
         <w:rPr>
@@ -985,23 +742,7 @@
           <w:rFonts w:asciiTheme="minorHAnsi" w:hAnsiTheme="minorHAnsi" w:cstheme="minorHAnsi"/>
           <w:highlight w:val="cyan"/>
         </w:rPr>
-        <w:t>{</w:t>
-      </w:r>
-      <w:proofErr w:type="spellStart"/>
-      <w:r>
-        <w:rPr>
-          <w:rFonts w:asciiTheme="minorHAnsi" w:hAnsiTheme="minorHAnsi" w:cstheme="minorHAnsi"/>
-          <w:highlight w:val="cyan"/>
-        </w:rPr>
-        <w:t>odpowiedzialny_tel</w:t>
-      </w:r>
-      <w:proofErr w:type="spellEnd"/>
-      <w:r>
-        <w:rPr>
-          <w:rFonts w:asciiTheme="minorHAnsi" w:hAnsiTheme="minorHAnsi" w:cstheme="minorHAnsi"/>
-          <w:highlight w:val="cyan"/>
-        </w:rPr>
-        <w:t>}</w:t>
+        <w:t>{odpowiedzialny_tel}</w:t>
       </w:r>
       <w:r>
         <w:rPr>
@@ -1015,23 +756,7 @@
           <w:rFonts w:asciiTheme="minorHAnsi" w:hAnsiTheme="minorHAnsi" w:cstheme="minorHAnsi"/>
           <w:highlight w:val="cyan"/>
         </w:rPr>
-        <w:t>{</w:t>
-      </w:r>
-      <w:proofErr w:type="spellStart"/>
-      <w:r>
-        <w:rPr>
-          <w:rFonts w:asciiTheme="minorHAnsi" w:hAnsiTheme="minorHAnsi" w:cstheme="minorHAnsi"/>
-          <w:highlight w:val="cyan"/>
-        </w:rPr>
-        <w:t>odpowiedzialny_email</w:t>
-      </w:r>
-      <w:proofErr w:type="spellEnd"/>
-      <w:r>
-        <w:rPr>
-          <w:rFonts w:asciiTheme="minorHAnsi" w:hAnsiTheme="minorHAnsi" w:cstheme="minorHAnsi"/>
-          <w:highlight w:val="cyan"/>
-        </w:rPr>
-        <w:t>}</w:t>
+        <w:t>{odpowiedzialny_email}</w:t>
       </w:r>
       <w:r>
         <w:rPr>
@@ -1069,23 +794,7 @@
           <w:rFonts w:asciiTheme="minorHAnsi" w:hAnsiTheme="minorHAnsi" w:cstheme="minorHAnsi"/>
           <w:highlight w:val="cyan"/>
         </w:rPr>
-        <w:t>{</w:t>
-      </w:r>
-      <w:proofErr w:type="spellStart"/>
-      <w:r>
-        <w:rPr>
-          <w:rFonts w:asciiTheme="minorHAnsi" w:hAnsiTheme="minorHAnsi" w:cstheme="minorHAnsi"/>
-          <w:highlight w:val="cyan"/>
-        </w:rPr>
-        <w:t>data_rozliczenia</w:t>
-      </w:r>
-      <w:proofErr w:type="spellEnd"/>
-      <w:r>
-        <w:rPr>
-          <w:rFonts w:asciiTheme="minorHAnsi" w:hAnsiTheme="minorHAnsi" w:cstheme="minorHAnsi"/>
-          <w:highlight w:val="cyan"/>
-        </w:rPr>
-        <w:t>}</w:t>
+        <w:t>{data_rozliczenia}</w:t>
       </w:r>
       <w:r>
         <w:rPr>
@@ -1118,45 +827,10 @@
           <w:szCs w:val="18"/>
         </w:rPr>
         <w:t>…….…………….</w:t>
-      </w:r>
-      <w:r>
-        <w:rPr>
-          <w:rFonts w:asciiTheme="minorHAnsi" w:hAnsiTheme="minorHAnsi" w:cstheme="minorHAnsi"/>
-          <w:sz w:val="18"/>
-          <w:szCs w:val="18"/>
-        </w:rPr>
         <w:tab/>
-      </w:r>
-      <w:r>
-        <w:rPr>
-          <w:rFonts w:asciiTheme="minorHAnsi" w:hAnsiTheme="minorHAnsi" w:cstheme="minorHAnsi"/>
-          <w:sz w:val="18"/>
-          <w:szCs w:val="18"/>
-        </w:rPr>
         <w:t>…..</w:t>
-      </w:r>
-      <w:r>
-        <w:rPr>
-          <w:rFonts w:asciiTheme="minorHAnsi" w:hAnsiTheme="minorHAnsi" w:cstheme="minorHAnsi"/>
-          <w:sz w:val="18"/>
-          <w:szCs w:val="18"/>
-        </w:rPr>
         <w:tab/>
-      </w:r>
-      <w:r>
-        <w:rPr>
-          <w:rFonts w:asciiTheme="minorHAnsi" w:hAnsiTheme="minorHAnsi" w:cstheme="minorHAnsi"/>
-          <w:sz w:val="18"/>
-          <w:szCs w:val="18"/>
-        </w:rPr>
         <w:tab/>
-      </w:r>
-      <w:r>
-        <w:rPr>
-          <w:rFonts w:asciiTheme="minorHAnsi" w:hAnsiTheme="minorHAnsi" w:cstheme="minorHAnsi"/>
-          <w:sz w:val="18"/>
-          <w:szCs w:val="18"/>
-        </w:rPr>
         <w:tab/>
       </w:r>
     </w:p>
@@ -1178,65 +852,7 @@
           <w:sz w:val="16"/>
           <w:szCs w:val="16"/>
         </w:rPr>
-        <w:t xml:space="preserve">   </w:t>
-      </w:r>
-      <w:r>
-        <w:rPr>
-          <w:rFonts w:asciiTheme="minorHAnsi" w:hAnsiTheme="minorHAnsi" w:cstheme="minorHAnsi"/>
-          <w:sz w:val="16"/>
-          <w:szCs w:val="16"/>
-        </w:rPr>
-        <w:t xml:space="preserve">    </w:t>
-      </w:r>
-      <w:r>
-        <w:rPr>
-          <w:rFonts w:asciiTheme="minorHAnsi" w:hAnsiTheme="minorHAnsi" w:cstheme="minorHAnsi"/>
-          <w:sz w:val="16"/>
-          <w:szCs w:val="16"/>
-        </w:rPr>
-        <w:t xml:space="preserve"> </w:t>
-      </w:r>
-      <w:r>
-        <w:rPr>
-          <w:rFonts w:asciiTheme="minorHAnsi" w:hAnsiTheme="minorHAnsi" w:cstheme="minorHAnsi"/>
-          <w:sz w:val="16"/>
-          <w:szCs w:val="16"/>
-        </w:rPr>
-        <w:t xml:space="preserve"> </w:t>
-      </w:r>
-      <w:proofErr w:type="gramStart"/>
-      <w:r>
-        <w:rPr>
-          <w:rFonts w:asciiTheme="minorHAnsi" w:hAnsiTheme="minorHAnsi" w:cstheme="minorHAnsi"/>
-          <w:sz w:val="16"/>
-          <w:szCs w:val="16"/>
-        </w:rPr>
-        <w:t>(</w:t>
-      </w:r>
-      <w:r>
-        <w:rPr>
-          <w:rFonts w:asciiTheme="minorHAnsi" w:hAnsiTheme="minorHAnsi" w:cstheme="minorHAnsi"/>
-          <w:sz w:val="16"/>
-          <w:szCs w:val="16"/>
-        </w:rPr>
-        <w:t xml:space="preserve"> </w:t>
-      </w:r>
-      <w:r>
-        <w:rPr>
-          <w:rFonts w:asciiTheme="minorHAnsi" w:hAnsiTheme="minorHAnsi" w:cstheme="minorHAnsi"/>
-          <w:sz w:val="16"/>
-          <w:szCs w:val="16"/>
-        </w:rPr>
-        <w:t>czytelny</w:t>
-      </w:r>
-      <w:proofErr w:type="gramEnd"/>
-      <w:r>
-        <w:rPr>
-          <w:rFonts w:asciiTheme="minorHAnsi" w:hAnsiTheme="minorHAnsi" w:cstheme="minorHAnsi"/>
-          <w:sz w:val="16"/>
-          <w:szCs w:val="16"/>
-        </w:rPr>
-        <w:t xml:space="preserve"> podpis </w:t>
+        <w:t xml:space="preserve">         ( czytelny podpis </w:t>
       </w:r>
       <w:r>
         <w:rPr>
@@ -1245,9 +861,17 @@
           <w:szCs w:val="16"/>
           <w:highlight w:val="cyan"/>
         </w:rPr>
-        <w:t>{</w:t>
-      </w:r>
-      <w:proofErr w:type="spellStart"/>
+        <w:t xml:space="preserve">{odpowiedzialny_funkcja} {swss})</w:t>
+      </w:r>
+      <w:r>
+        <w:rPr>
+          <w:rFonts w:asciiTheme="minorHAnsi" w:hAnsiTheme="minorHAnsi" w:cstheme="minorHAnsi"/>
+          <w:sz w:val="16"/>
+          <w:szCs w:val="16"/>
+        </w:rPr>
+        <w:tab/>
+        <w:t xml:space="preserve">(czytelny podpis </w:t>
+      </w:r>
       <w:r>
         <w:rPr>
           <w:rFonts w:asciiTheme="minorHAnsi" w:hAnsiTheme="minorHAnsi" w:cstheme="minorHAnsi"/>
@@ -1255,106 +879,7 @@
           <w:szCs w:val="16"/>
           <w:highlight w:val="cyan"/>
         </w:rPr>
-        <w:t>odpowiedzialny_funkcja</w:t>
-      </w:r>
-      <w:proofErr w:type="spellEnd"/>
-      <w:r>
-        <w:rPr>
-          <w:rFonts w:asciiTheme="minorHAnsi" w:hAnsiTheme="minorHAnsi" w:cstheme="minorHAnsi"/>
-          <w:sz w:val="16"/>
-          <w:szCs w:val="16"/>
-          <w:highlight w:val="cyan"/>
-        </w:rPr>
-        <w:t>}</w:t>
-      </w:r>
-      <w:r>
-        <w:rPr>
-          <w:rFonts w:asciiTheme="minorHAnsi" w:hAnsiTheme="minorHAnsi" w:cstheme="minorHAnsi"/>
-          <w:sz w:val="16"/>
-          <w:szCs w:val="16"/>
-          <w:highlight w:val="cyan"/>
-        </w:rPr>
-        <w:t xml:space="preserve"> </w:t>
-      </w:r>
-      <w:r>
-        <w:rPr>
-          <w:rFonts w:asciiTheme="minorHAnsi" w:hAnsiTheme="minorHAnsi" w:cstheme="minorHAnsi"/>
-          <w:sz w:val="16"/>
-          <w:szCs w:val="16"/>
-          <w:highlight w:val="cyan"/>
-        </w:rPr>
-        <w:t>{</w:t>
-      </w:r>
-      <w:proofErr w:type="spellStart"/>
-      <w:r>
-        <w:rPr>
-          <w:rFonts w:asciiTheme="minorHAnsi" w:hAnsiTheme="minorHAnsi" w:cstheme="minorHAnsi"/>
-          <w:sz w:val="16"/>
-          <w:szCs w:val="16"/>
-          <w:highlight w:val="cyan"/>
-        </w:rPr>
-        <w:t>swss</w:t>
-      </w:r>
-      <w:proofErr w:type="spellEnd"/>
-      <w:r>
-        <w:rPr>
-          <w:rFonts w:asciiTheme="minorHAnsi" w:hAnsiTheme="minorHAnsi" w:cstheme="minorHAnsi"/>
-          <w:sz w:val="16"/>
-          <w:szCs w:val="16"/>
-          <w:highlight w:val="cyan"/>
-        </w:rPr>
-        <w:t>}</w:t>
-      </w:r>
-      <w:r>
-        <w:rPr>
-          <w:rFonts w:asciiTheme="minorHAnsi" w:hAnsiTheme="minorHAnsi" w:cstheme="minorHAnsi"/>
-          <w:sz w:val="16"/>
-          <w:szCs w:val="16"/>
-          <w:highlight w:val="cyan"/>
-        </w:rPr>
-        <w:t>)</w:t>
-      </w:r>
-      <w:r>
-        <w:rPr>
-          <w:rFonts w:asciiTheme="minorHAnsi" w:hAnsiTheme="minorHAnsi" w:cstheme="minorHAnsi"/>
-          <w:sz w:val="16"/>
-          <w:szCs w:val="16"/>
-        </w:rPr>
-        <w:tab/>
-      </w:r>
-      <w:r>
-        <w:rPr>
-          <w:rFonts w:asciiTheme="minorHAnsi" w:hAnsiTheme="minorHAnsi" w:cstheme="minorHAnsi"/>
-          <w:sz w:val="16"/>
-          <w:szCs w:val="16"/>
-        </w:rPr>
-        <w:t>(</w:t>
-      </w:r>
-      <w:r>
-        <w:rPr>
-          <w:rFonts w:asciiTheme="minorHAnsi" w:hAnsiTheme="minorHAnsi" w:cstheme="minorHAnsi"/>
-          <w:sz w:val="16"/>
-          <w:szCs w:val="16"/>
-        </w:rPr>
-        <w:t xml:space="preserve">czytelny podpis </w:t>
-      </w:r>
-      <w:r>
-        <w:rPr>
-          <w:rFonts w:asciiTheme="minorHAnsi" w:hAnsiTheme="minorHAnsi" w:cstheme="minorHAnsi"/>
-          <w:sz w:val="16"/>
-          <w:szCs w:val="16"/>
-          <w:highlight w:val="cyan"/>
-        </w:rPr>
-        <w:t>{opiekun}</w:t>
-      </w:r>
-      <w:r>
-        <w:rPr>
-          <w:rFonts w:asciiTheme="minorHAnsi" w:hAnsiTheme="minorHAnsi" w:cstheme="minorHAnsi"/>
-          <w:sz w:val="16"/>
-          <w:szCs w:val="16"/>
-          <w:highlight w:val="cyan"/>
-        </w:rPr>
-        <w:t>)</w:t>
+        <w:t>{opiekun})</w:t>
       </w:r>
     </w:p>
     <w:p ns2:paraId="2E39170A" ns2:textId="54FA0B83">
@@ -1373,25 +898,7 @@
         <w:rPr>
           <w:rFonts w:asciiTheme="minorHAnsi" w:hAnsiTheme="minorHAnsi" w:cstheme="minorHAnsi"/>
         </w:rPr>
-        <w:t>Zapoznałem się i akceptuję</w:t>
-      </w:r>
-      <w:r>
-        <w:rPr>
-          <w:rFonts w:asciiTheme="minorHAnsi" w:hAnsiTheme="minorHAnsi" w:cstheme="minorHAnsi"/>
-        </w:rPr>
-        <w:t xml:space="preserve"> wniosek / nie akceptuję </w:t>
-      </w:r>
-      <w:r>
-        <w:rPr>
-          <w:rFonts w:asciiTheme="minorHAnsi" w:hAnsiTheme="minorHAnsi" w:cstheme="minorHAnsi"/>
-        </w:rPr>
-        <w:t>wnio</w:t>
-      </w:r>
-      <w:r>
-        <w:rPr>
-          <w:rFonts w:asciiTheme="minorHAnsi" w:hAnsiTheme="minorHAnsi" w:cstheme="minorHAnsi"/>
-        </w:rPr>
-        <w:t>sku</w:t>
+        <w:t xml:space="preserve">Zapoznałem się i akceptuję wniosek / nie akceptuję wniosku</w:t>
       </w:r>
       <w:r>
         <w:rPr>
@@ -1404,13 +911,7 @@
         <w:rPr>
           <w:rFonts w:asciiTheme="minorHAnsi" w:hAnsiTheme="minorHAnsi" w:cstheme="minorHAnsi"/>
         </w:rPr>
-        <w:t xml:space="preserve"> </w:t>
-      </w:r>
-      <w:r>
-        <w:rPr>
-          <w:rFonts w:asciiTheme="minorHAnsi" w:hAnsiTheme="minorHAnsi" w:cstheme="minorHAnsi"/>
-        </w:rPr>
-        <w:t xml:space="preserve">organizacji studenckiej. </w:t>
+        <w:t xml:space="preserve"> organizacji studenckiej. </w:t>
       </w:r>
     </w:p>
     <w:p ns2:paraId="075B20F7" ns2:textId="7CEBBBB1">
@@ -1429,59 +930,7 @@
         <w:rPr>
           <w:rFonts w:asciiTheme="minorHAnsi" w:hAnsiTheme="minorHAnsi" w:cstheme="minorHAnsi"/>
         </w:rPr>
-        <w:t>Przyznaję kwotę ……………</w:t>
-      </w:r>
-      <w:r>
-        <w:rPr>
-          <w:rFonts w:asciiTheme="minorHAnsi" w:hAnsiTheme="minorHAnsi" w:cstheme="minorHAnsi"/>
-        </w:rPr>
-        <w:t>………</w:t>
-      </w:r>
-      <w:r>
-        <w:rPr>
-          <w:rFonts w:asciiTheme="minorHAnsi" w:hAnsiTheme="minorHAnsi" w:cstheme="minorHAnsi"/>
-        </w:rPr>
-        <w:t>………. ze środków…………</w:t>
-      </w:r>
-      <w:r>
-        <w:rPr>
-          <w:rFonts w:asciiTheme="minorHAnsi" w:hAnsiTheme="minorHAnsi" w:cstheme="minorHAnsi"/>
-        </w:rPr>
-        <w:t>…………………………………</w:t>
-      </w:r>
-      <w:r>
-        <w:rPr>
-          <w:rFonts w:asciiTheme="minorHAnsi" w:hAnsiTheme="minorHAnsi" w:cstheme="minorHAnsi"/>
-        </w:rPr>
-        <w:t>…………………………………………</w:t>
-      </w:r>
-      <w:proofErr w:type="gramStart"/>
-      <w:r>
-        <w:rPr>
-          <w:rFonts w:asciiTheme="minorHAnsi" w:hAnsiTheme="minorHAnsi" w:cstheme="minorHAnsi"/>
-        </w:rPr>
-        <w:t>…….</w:t>
-      </w:r>
-      <w:proofErr w:type="gramEnd"/>
-      <w:r>
-        <w:rPr>
-          <w:rFonts w:asciiTheme="minorHAnsi" w:hAnsiTheme="minorHAnsi" w:cstheme="minorHAnsi"/>
-        </w:rPr>
-        <w:t>…</w:t>
-      </w:r>
-      <w:proofErr w:type="gramStart"/>
-      <w:r>
-        <w:rPr>
-          <w:rFonts w:asciiTheme="minorHAnsi" w:hAnsiTheme="minorHAnsi" w:cstheme="minorHAnsi"/>
-        </w:rPr>
-        <w:t>…….</w:t>
-      </w:r>
-      <w:proofErr w:type="gramEnd"/>
-      <w:r>
-        <w:rPr>
-          <w:rFonts w:asciiTheme="minorHAnsi" w:hAnsiTheme="minorHAnsi" w:cstheme="minorHAnsi"/>
-        </w:rPr>
-        <w:t>.</w:t>
+        <w:t>Przyznaję kwotę ……………………………. ze środków…………………………………………………………………………………………….………..</w:t>
       </w:r>
     </w:p>
     <w:p ns2:paraId="4853C4C1" ns2:textId="0FE2B58A">
@@ -1500,13 +949,7 @@
         <w:rPr>
           <w:rFonts w:asciiTheme="minorHAnsi" w:hAnsiTheme="minorHAnsi" w:cstheme="minorHAnsi"/>
         </w:rPr>
-        <w:t xml:space="preserve"> </w:t>
-      </w:r>
-      <w:r>
-        <w:rPr>
-          <w:rFonts w:asciiTheme="minorHAnsi" w:hAnsiTheme="minorHAnsi" w:cstheme="minorHAnsi"/>
-        </w:rPr>
-        <w:t>………………………………………………………</w:t>
+        <w:t xml:space="preserve"> ………………………………………………………</w:t>
       </w:r>
     </w:p>
     <w:p ns2:paraId="35035CAE" ns2:textId="7194F1FB">
@@ -1528,31 +971,7 @@
           <w:sz w:val="16"/>
           <w:szCs w:val="16"/>
         </w:rPr>
-        <w:t>(</w:t>
-      </w:r>
-      <w:r>
-        <w:rPr>
-          <w:rFonts w:asciiTheme="minorHAnsi" w:hAnsiTheme="minorHAnsi" w:cstheme="minorHAnsi"/>
-          <w:sz w:val="16"/>
-          <w:szCs w:val="16"/>
-        </w:rPr>
-        <w:t>podpis</w:t>
-      </w:r>
-      <w:r>
-        <w:rPr>
-          <w:rFonts w:asciiTheme="minorHAnsi" w:hAnsiTheme="minorHAnsi" w:cstheme="minorHAnsi"/>
-          <w:sz w:val="16"/>
-          <w:szCs w:val="16"/>
-        </w:rPr>
-        <w:t xml:space="preserve"> i pieczątka</w:t>
-      </w:r>
-      <w:r>
-        <w:rPr>
-          <w:rFonts w:asciiTheme="minorHAnsi" w:hAnsiTheme="minorHAnsi" w:cstheme="minorHAnsi"/>
-          <w:sz w:val="16"/>
-          <w:szCs w:val="16"/>
-        </w:rPr>
-        <w:t xml:space="preserve"> dziekana wydziału </w:t>
+        <w:t xml:space="preserve">(podpis i pieczątka dziekana wydziału </w:t>
       </w:r>
     </w:p>
     <w:p ns2:paraId="0E64919C" ns2:textId="7A1421FE">
@@ -1574,15 +993,7 @@
           <w:sz w:val="16"/>
           <w:szCs w:val="16"/>
         </w:rPr>
-        <w:t>lub upoważnionego prodziekana</w:t>
-      </w:r>
-      <w:r>
-        <w:rPr>
-          <w:rFonts w:asciiTheme="minorHAnsi" w:hAnsiTheme="minorHAnsi" w:cstheme="minorHAnsi"/>
-          <w:sz w:val="16"/>
-          <w:szCs w:val="16"/>
-        </w:rPr>
-        <w:t>)</w:t>
+        <w:t>lub upoważnionego prodziekana)</w:t>
       </w:r>
     </w:p>
     <w:p ns2:paraId="3FAA211D" ns2:textId="5D431796">
@@ -1631,30 +1042,10 @@
           <w:rFonts w:asciiTheme="minorHAnsi" w:hAnsiTheme="minorHAnsi" w:cstheme="minorHAnsi"/>
         </w:rPr>
         <w:t xml:space="preserve">Przyznano kwotę </w:t>
-      </w:r>
-      <w:r>
-        <w:rPr>
-          <w:rFonts w:asciiTheme="minorHAnsi" w:hAnsiTheme="minorHAnsi" w:cstheme="minorHAnsi"/>
-        </w:rPr>
         <w:tab/>
-      </w:r>
-      <w:r>
-        <w:rPr>
-          <w:rFonts w:asciiTheme="minorHAnsi" w:hAnsiTheme="minorHAnsi" w:cstheme="minorHAnsi"/>
-        </w:rPr>
         <w:tab/>
         <w:t xml:space="preserve"> ze środków</w:t>
-      </w:r>
-      <w:r>
-        <w:rPr>
-          <w:rFonts w:asciiTheme="minorHAnsi" w:hAnsiTheme="minorHAnsi" w:cstheme="minorHAnsi"/>
-        </w:rPr>
         <w:tab/>
-      </w:r>
-      <w:r>
-        <w:rPr>
-          <w:rFonts w:asciiTheme="minorHAnsi" w:hAnsiTheme="minorHAnsi" w:cstheme="minorHAnsi"/>
-        </w:rPr>
         <w:tab/>
       </w:r>
     </w:p>
@@ -1675,11 +1066,6 @@
           <w:rFonts w:asciiTheme="minorHAnsi" w:hAnsiTheme="minorHAnsi" w:cstheme="minorHAnsi"/>
         </w:rPr>
         <w:t xml:space="preserve">Nie przyznano dofinansowania </w:t>
-      </w:r>
-      <w:r>
-        <w:rPr>
-          <w:rFonts w:asciiTheme="minorHAnsi" w:hAnsiTheme="minorHAnsi" w:cstheme="minorHAnsi"/>
-        </w:rPr>
         <w:tab/>
       </w:r>
     </w:p>
@@ -1700,11 +1086,6 @@
           <w:rFonts w:asciiTheme="minorHAnsi" w:hAnsiTheme="minorHAnsi" w:cstheme="minorHAnsi"/>
         </w:rPr>
         <w:t xml:space="preserve">Ewentualne uwagi i zalecenia </w:t>
-      </w:r>
-      <w:r>
-        <w:rPr>
-          <w:rFonts w:asciiTheme="minorHAnsi" w:hAnsiTheme="minorHAnsi" w:cstheme="minorHAnsi"/>
-        </w:rPr>
         <w:tab/>
       </w:r>
     </w:p>
@@ -1728,13 +1109,6 @@
           <w:szCs w:val="18"/>
         </w:rPr>
         <w:tab/>
-      </w:r>
-      <w:r>
-        <w:rPr>
-          <w:rFonts w:asciiTheme="minorHAnsi" w:hAnsiTheme="minorHAnsi" w:cstheme="minorHAnsi"/>
-          <w:sz w:val="18"/>
-          <w:szCs w:val="18"/>
-        </w:rPr>
         <w:tab/>
       </w:r>
     </w:p>
@@ -1754,23 +1128,7 @@
           <w:sz w:val="16"/>
           <w:szCs w:val="16"/>
         </w:rPr>
-        <w:t xml:space="preserve">(podpis </w:t>
-      </w:r>
-      <w:r>
-        <w:rPr>
-          <w:rFonts w:asciiTheme="minorHAnsi" w:hAnsiTheme="minorHAnsi" w:cstheme="minorHAnsi"/>
-          <w:sz w:val="16"/>
-          <w:szCs w:val="16"/>
-        </w:rPr>
-        <w:t xml:space="preserve">i pieczątka </w:t>
-      </w:r>
-      <w:r>
-        <w:rPr>
-          <w:rFonts w:asciiTheme="minorHAnsi" w:hAnsiTheme="minorHAnsi" w:cstheme="minorHAnsi"/>
-          <w:sz w:val="16"/>
-          <w:szCs w:val="16"/>
-        </w:rPr>
-        <w:t>prorektora ds. studenckich)</w:t>
+        <w:t xml:space="preserve">(podpis i pieczątka prorektora ds. studenckich)</w:t>
       </w:r>
     </w:p>
     <w:p ns2:paraId="6C09D922" ns2:textId="77777777">
@@ -1830,15 +1188,7 @@
           <w:sz w:val="22"/>
           <w:szCs w:val="22"/>
         </w:rPr>
-        <w:t>Kosztorys pokrycia kosztów przedsięwzięcia pt.</w:t>
-      </w:r>
-      <w:r>
-        <w:rPr>
-          <w:rFonts w:asciiTheme="minorHAnsi" w:hAnsiTheme="minorHAnsi" w:cstheme="minorHAnsi"/>
-          <w:sz w:val="22"/>
-          <w:szCs w:val="22"/>
-        </w:rPr>
-        <w:t xml:space="preserve"> </w:t>
+        <w:t xml:space="preserve">Kosztorys pokrycia kosztów przedsięwzięcia pt. </w:t>
       </w:r>
     </w:p>
     <w:p ns2:paraId="2807C409" ns2:textId="4EAEBBDB">
@@ -1859,23 +1209,7 @@
           <w:rFonts w:asciiTheme="minorHAnsi" w:hAnsiTheme="minorHAnsi" w:cstheme="minorHAnsi"/>
           <w:highlight w:val="cyan"/>
         </w:rPr>
-        <w:t>{</w:t>
-      </w:r>
-      <w:proofErr w:type="spellStart"/>
-      <w:r>
-        <w:rPr>
-          <w:rFonts w:asciiTheme="minorHAnsi" w:hAnsiTheme="minorHAnsi" w:cstheme="minorHAnsi"/>
-          <w:highlight w:val="cyan"/>
-        </w:rPr>
-        <w:t>nazwa_przedsięwzięcia</w:t>
-      </w:r>
-      <w:proofErr w:type="spellEnd"/>
-      <w:r>
-        <w:rPr>
-          <w:rFonts w:asciiTheme="minorHAnsi" w:hAnsiTheme="minorHAnsi" w:cstheme="minorHAnsi"/>
-          <w:highlight w:val="cyan"/>
-        </w:rPr>
-        <w:t>}</w:t>
+        <w:t>{nazwa_przedsięwzięcia}</w:t>
       </w:r>
       <w:r>
         <w:rPr>
@@ -1920,23 +1254,7 @@
           <w:rFonts w:asciiTheme="minorHAnsi" w:hAnsiTheme="minorHAnsi" w:cstheme="minorHAnsi"/>
           <w:highlight w:val="cyan"/>
         </w:rPr>
-        <w:t>{</w:t>
-      </w:r>
-      <w:proofErr w:type="spellStart"/>
-      <w:r>
-        <w:rPr>
-          <w:rFonts w:asciiTheme="minorHAnsi" w:hAnsiTheme="minorHAnsi" w:cstheme="minorHAnsi"/>
-          <w:highlight w:val="cyan"/>
-        </w:rPr>
-        <w:t>organizacja_mianownik</w:t>
-      </w:r>
-      <w:proofErr w:type="spellEnd"/>
-      <w:r>
-        <w:rPr>
-          <w:rFonts w:asciiTheme="minorHAnsi" w:hAnsiTheme="minorHAnsi" w:cstheme="minorHAnsi"/>
-          <w:highlight w:val="cyan"/>
-        </w:rPr>
-        <w:t>}</w:t>
+        <w:t>{organizacja_mianownik}</w:t>
       </w:r>
       <w:r>
         <w:rPr>
@@ -2319,23 +1637,7 @@
                 <w:rFonts w:asciiTheme="minorHAnsi" w:hAnsiTheme="minorHAnsi" w:cstheme="minorHAnsi"/>
                 <w:highlight w:val="yellow"/>
               </w:rPr>
-              <w:t>{</w:t>
-            </w:r>
-            <w:proofErr w:type="spellStart"/>
-            <w:r>
-              <w:rPr>
-                <w:rFonts w:asciiTheme="minorHAnsi" w:hAnsiTheme="minorHAnsi" w:cstheme="minorHAnsi"/>
-                <w:highlight w:val="yellow"/>
-              </w:rPr>
-              <w:t>koszt_całkowity</w:t>
-            </w:r>
-            <w:proofErr w:type="spellEnd"/>
-            <w:r>
-              <w:rPr>
-                <w:rFonts w:asciiTheme="minorHAnsi" w:hAnsiTheme="minorHAnsi" w:cstheme="minorHAnsi"/>
-                <w:highlight w:val="yellow"/>
-              </w:rPr>
-              <w:t>}</w:t>
+              <w:t>{koszt_całkowity}</w:t>
             </w:r>
           </w:p>
         </w:tc>
@@ -2403,23 +1705,7 @@
           <w:rFonts w:asciiTheme="minorHAnsi" w:hAnsiTheme="minorHAnsi" w:cstheme="minorHAnsi"/>
           <w:highlight w:val="cyan"/>
         </w:rPr>
-        <w:t>{</w:t>
-      </w:r>
-      <w:proofErr w:type="spellStart"/>
-      <w:r>
-        <w:rPr>
-          <w:rFonts w:asciiTheme="minorHAnsi" w:hAnsiTheme="minorHAnsi" w:cstheme="minorHAnsi"/>
-          <w:highlight w:val="cyan"/>
-        </w:rPr>
-        <w:t>odpowiedzialny_imie</w:t>
-      </w:r>
-      <w:proofErr w:type="spellEnd"/>
-      <w:r>
-        <w:rPr>
-          <w:rFonts w:asciiTheme="minorHAnsi" w:hAnsiTheme="minorHAnsi" w:cstheme="minorHAnsi"/>
-          <w:highlight w:val="cyan"/>
-        </w:rPr>
-        <w:t>}</w:t>
+        <w:t>{odpowiedzialny_imie}</w:t>
       </w:r>
       <w:r>
         <w:rPr>
@@ -2455,23 +1741,7 @@
           <w:rFonts w:asciiTheme="minorHAnsi" w:hAnsiTheme="minorHAnsi" w:cstheme="minorHAnsi"/>
           <w:highlight w:val="cyan"/>
         </w:rPr>
-        <w:t>{</w:t>
-      </w:r>
-      <w:proofErr w:type="spellStart"/>
-      <w:r>
-        <w:rPr>
-          <w:rFonts w:asciiTheme="minorHAnsi" w:hAnsiTheme="minorHAnsi" w:cstheme="minorHAnsi"/>
-          <w:highlight w:val="cyan"/>
-        </w:rPr>
-        <w:t>odpowiedzialny_tel</w:t>
-      </w:r>
-      <w:proofErr w:type="spellEnd"/>
-      <w:r>
-        <w:rPr>
-          <w:rFonts w:asciiTheme="minorHAnsi" w:hAnsiTheme="minorHAnsi" w:cstheme="minorHAnsi"/>
-          <w:highlight w:val="cyan"/>
-        </w:rPr>
-        <w:t>}</w:t>
+        <w:t>{odpowiedzialny_tel}</w:t>
       </w:r>
       <w:r>
         <w:rPr>
@@ -2485,23 +1755,7 @@
           <w:rFonts w:asciiTheme="minorHAnsi" w:hAnsiTheme="minorHAnsi" w:cstheme="minorHAnsi"/>
           <w:highlight w:val="cyan"/>
         </w:rPr>
-        <w:t>{</w:t>
-      </w:r>
-      <w:proofErr w:type="spellStart"/>
-      <w:r>
-        <w:rPr>
-          <w:rFonts w:asciiTheme="minorHAnsi" w:hAnsiTheme="minorHAnsi" w:cstheme="minorHAnsi"/>
-          <w:highlight w:val="cyan"/>
-        </w:rPr>
-        <w:t>odpowiedzialny_email</w:t>
-      </w:r>
-      <w:proofErr w:type="spellEnd"/>
-      <w:r>
-        <w:rPr>
-          <w:rFonts w:asciiTheme="minorHAnsi" w:hAnsiTheme="minorHAnsi" w:cstheme="minorHAnsi"/>
-          <w:highlight w:val="cyan"/>
-        </w:rPr>
-        <w:t>}</w:t>
+        <w:t>{odpowiedzialny_email}</w:t>
       </w:r>
       <w:r>
         <w:rPr>
@@ -2545,24 +1799,9 @@
           <w:rFonts w:asciiTheme="minorHAnsi" w:hAnsiTheme="minorHAnsi" w:cstheme="minorHAnsi"/>
         </w:rPr>
         <w:t xml:space="preserve">Proszę o dokonanie przelewu na </w:t>
-      </w:r>
-      <w:r>
-        <w:rPr>
-          <w:rFonts w:asciiTheme="minorHAnsi" w:hAnsiTheme="minorHAnsi" w:cstheme="minorHAnsi"/>
-        </w:rPr>
         <w:tab/>
         <w:t xml:space="preserve"> w kwocie zł </w:t>
-      </w:r>
-      <w:r>
-        <w:rPr>
-          <w:rFonts w:asciiTheme="minorHAnsi" w:hAnsiTheme="minorHAnsi" w:cstheme="minorHAnsi"/>
-        </w:rPr>
         <w:tab/>
-      </w:r>
-      <w:r>
-        <w:rPr>
-          <w:rFonts w:asciiTheme="minorHAnsi" w:hAnsiTheme="minorHAnsi" w:cstheme="minorHAnsi"/>
-        </w:rPr>
         <w:tab/>
       </w:r>
     </w:p>
@@ -2581,11 +1820,6 @@
           <w:rFonts w:asciiTheme="minorHAnsi" w:hAnsiTheme="minorHAnsi" w:cstheme="minorHAnsi"/>
         </w:rPr>
         <w:t xml:space="preserve">Termin dokonania przelewu </w:t>
-      </w:r>
-      <w:r>
-        <w:rPr>
-          <w:rFonts w:asciiTheme="minorHAnsi" w:hAnsiTheme="minorHAnsi" w:cstheme="minorHAnsi"/>
-        </w:rPr>
         <w:tab/>
       </w:r>
     </w:p>
@@ -2604,11 +1838,6 @@
           <w:rFonts w:asciiTheme="minorHAnsi" w:hAnsiTheme="minorHAnsi" w:cstheme="minorHAnsi"/>
         </w:rPr>
         <w:t xml:space="preserve">Pełna nazwa organizatora </w:t>
-      </w:r>
-      <w:r>
-        <w:rPr>
-          <w:rFonts w:asciiTheme="minorHAnsi" w:hAnsiTheme="minorHAnsi" w:cstheme="minorHAnsi"/>
-        </w:rPr>
         <w:tab/>
       </w:r>
     </w:p>
@@ -2626,19 +1855,7 @@
         <w:rPr>
           <w:rFonts w:asciiTheme="minorHAnsi" w:hAnsiTheme="minorHAnsi" w:cstheme="minorHAnsi"/>
         </w:rPr>
-        <w:t>Adres organizatora</w:t>
-      </w:r>
-      <w:r>
-        <w:rPr>
-          <w:rFonts w:asciiTheme="minorHAnsi" w:hAnsiTheme="minorHAnsi" w:cstheme="minorHAnsi"/>
-        </w:rPr>
-        <w:t xml:space="preserve"> </w:t>
-      </w:r>
-      <w:r>
-        <w:rPr>
-          <w:rFonts w:asciiTheme="minorHAnsi" w:hAnsiTheme="minorHAnsi" w:cstheme="minorHAnsi"/>
-        </w:rPr>
-        <w:t>………………………………………………………………………………………………………….</w:t>
+        <w:t xml:space="preserve">Adres organizatora ………………………………………………………………………………………………………….</w:t>
       </w:r>
     </w:p>
     <w:p ns2:paraId="32F035D6" ns2:textId="35059872">
@@ -2659,30 +1876,10 @@
           <w:rFonts w:asciiTheme="minorHAnsi" w:hAnsiTheme="minorHAnsi" w:cstheme="minorHAnsi"/>
         </w:rPr>
         <w:t xml:space="preserve">ul. </w:t>
-      </w:r>
-      <w:r>
-        <w:rPr>
-          <w:rFonts w:asciiTheme="minorHAnsi" w:hAnsiTheme="minorHAnsi" w:cstheme="minorHAnsi"/>
-        </w:rPr>
         <w:tab/>
-      </w:r>
-      <w:r>
-        <w:rPr>
-          <w:rFonts w:asciiTheme="minorHAnsi" w:hAnsiTheme="minorHAnsi" w:cstheme="minorHAnsi"/>
-        </w:rPr>
         <w:tab/>
         <w:t xml:space="preserve">miejscowość, kod pocztowy: </w:t>
-      </w:r>
-      <w:r>
-        <w:rPr>
-          <w:rFonts w:asciiTheme="minorHAnsi" w:hAnsiTheme="minorHAnsi" w:cstheme="minorHAnsi"/>
-        </w:rPr>
         <w:tab/>
-      </w:r>
-      <w:r>
-        <w:rPr>
-          <w:rFonts w:asciiTheme="minorHAnsi" w:hAnsiTheme="minorHAnsi" w:cstheme="minorHAnsi"/>
-        </w:rPr>
         <w:tab/>
       </w:r>
     </w:p>
@@ -2700,33 +1897,7 @@
         <w:rPr>
           <w:rFonts w:asciiTheme="minorHAnsi" w:hAnsiTheme="minorHAnsi" w:cstheme="minorHAnsi"/>
         </w:rPr>
-        <w:t>NIP organizatora</w:t>
-      </w:r>
-      <w:r>
-        <w:rPr>
-          <w:rFonts w:asciiTheme="minorHAnsi" w:hAnsiTheme="minorHAnsi" w:cstheme="minorHAnsi"/>
-        </w:rPr>
-        <w:t xml:space="preserve"> </w:t>
-      </w:r>
-      <w:r>
-        <w:rPr>
-          <w:rFonts w:asciiTheme="minorHAnsi" w:hAnsiTheme="minorHAnsi" w:cstheme="minorHAnsi"/>
-        </w:rPr>
-        <w:t>…………………………………………………………………………………………………</w:t>
-      </w:r>
-      <w:proofErr w:type="gramStart"/>
-      <w:r>
-        <w:rPr>
-          <w:rFonts w:asciiTheme="minorHAnsi" w:hAnsiTheme="minorHAnsi" w:cstheme="minorHAnsi"/>
-        </w:rPr>
-        <w:t>……..….</w:t>
-      </w:r>
-      <w:proofErr w:type="gramEnd"/>
-      <w:r>
-        <w:rPr>
-          <w:rFonts w:asciiTheme="minorHAnsi" w:hAnsiTheme="minorHAnsi" w:cstheme="minorHAnsi"/>
-        </w:rPr>
-        <w:t>.</w:t>
+        <w:t xml:space="preserve">NIP organizatora ………………………………………………………………………………………………………..…..</w:t>
       </w:r>
     </w:p>
     <w:p ns2:paraId="444E1487" ns2:textId="3B268519">
@@ -3198,11 +2369,6 @@
           <w:rFonts w:asciiTheme="minorHAnsi" w:hAnsiTheme="minorHAnsi" w:cstheme="minorHAnsi"/>
         </w:rPr>
         <w:t xml:space="preserve">Tytuł przelewu </w:t>
-      </w:r>
-      <w:r>
-        <w:rPr>
-          <w:rFonts w:asciiTheme="minorHAnsi" w:hAnsiTheme="minorHAnsi" w:cstheme="minorHAnsi"/>
-        </w:rPr>
         <w:tab/>
       </w:r>
     </w:p>
@@ -3225,35 +2391,10 @@
           <w:rFonts w:asciiTheme="minorHAnsi" w:hAnsiTheme="minorHAnsi" w:cstheme="minorHAnsi"/>
         </w:rPr>
         <w:tab/>
-      </w:r>
-      <w:r>
-        <w:rPr>
-          <w:rFonts w:asciiTheme="minorHAnsi" w:hAnsiTheme="minorHAnsi" w:cstheme="minorHAnsi"/>
-        </w:rPr>
         <w:t>………………………………………………………..</w:t>
-      </w:r>
-      <w:r>
-        <w:rPr>
-          <w:rFonts w:asciiTheme="minorHAnsi" w:hAnsiTheme="minorHAnsi" w:cstheme="minorHAnsi"/>
-        </w:rPr>
         <w:tab/>
-      </w:r>
-      <w:r>
-        <w:rPr>
-          <w:rFonts w:asciiTheme="minorHAnsi" w:hAnsiTheme="minorHAnsi" w:cstheme="minorHAnsi"/>
-        </w:rPr>
         <w:t>…………………………………..</w:t>
-      </w:r>
-      <w:r>
-        <w:rPr>
-          <w:rFonts w:asciiTheme="minorHAnsi" w:hAnsiTheme="minorHAnsi" w:cstheme="minorHAnsi"/>
-        </w:rPr>
         <w:tab/>
-      </w:r>
-      <w:r>
-        <w:rPr>
-          <w:rFonts w:asciiTheme="minorHAnsi" w:hAnsiTheme="minorHAnsi" w:cstheme="minorHAnsi"/>
-        </w:rPr>
         <w:tab/>
       </w:r>
     </w:p>
@@ -3277,30 +2418,7 @@
           <w:szCs w:val="18"/>
         </w:rPr>
         <w:tab/>
-      </w:r>
-      <w:r>
-        <w:rPr>
-          <w:rFonts w:asciiTheme="minorHAnsi" w:hAnsiTheme="minorHAnsi" w:cstheme="minorHAnsi"/>
-          <w:sz w:val="18"/>
-          <w:szCs w:val="18"/>
-        </w:rPr>
-        <w:t xml:space="preserve">      </w:t>
-      </w:r>
-      <w:r>
-        <w:rPr>
-          <w:rFonts w:asciiTheme="minorHAnsi" w:hAnsiTheme="minorHAnsi" w:cstheme="minorHAnsi"/>
-          <w:sz w:val="18"/>
-          <w:szCs w:val="18"/>
-        </w:rPr>
-        <w:t>(</w:t>
-      </w:r>
-      <w:r>
-        <w:rPr>
-          <w:rFonts w:asciiTheme="minorHAnsi" w:hAnsiTheme="minorHAnsi" w:cstheme="minorHAnsi"/>
-          <w:sz w:val="18"/>
-          <w:szCs w:val="18"/>
-        </w:rPr>
-        <w:t xml:space="preserve">podpis </w:t>
+        <w:t xml:space="preserve">      (podpis </w:t>
       </w:r>
       <w:r>
         <w:rPr>
@@ -3309,47 +2427,7 @@
           <w:szCs w:val="16"/>
           <w:highlight w:val="cyan"/>
         </w:rPr>
-        <w:t>{</w:t>
-      </w:r>
-      <w:proofErr w:type="spellStart"/>
-      <w:r>
-        <w:rPr>
-          <w:rFonts w:asciiTheme="minorHAnsi" w:hAnsiTheme="minorHAnsi" w:cstheme="minorHAnsi"/>
-          <w:sz w:val="16"/>
-          <w:szCs w:val="16"/>
-          <w:highlight w:val="cyan"/>
-        </w:rPr>
-        <w:t>odpowiedzialny_funkcja</w:t>
-      </w:r>
-      <w:proofErr w:type="spellEnd"/>
-      <w:r>
-        <w:rPr>
-          <w:rFonts w:asciiTheme="minorHAnsi" w:hAnsiTheme="minorHAnsi" w:cstheme="minorHAnsi"/>
-          <w:sz w:val="16"/>
-          <w:szCs w:val="16"/>
-          <w:highlight w:val="cyan"/>
-        </w:rPr>
-        <w:t>} {</w:t>
-      </w:r>
-      <w:proofErr w:type="spellStart"/>
-      <w:r>
-        <w:rPr>
-          <w:rFonts w:asciiTheme="minorHAnsi" w:hAnsiTheme="minorHAnsi" w:cstheme="minorHAnsi"/>
-          <w:sz w:val="16"/>
-          <w:szCs w:val="16"/>
-          <w:highlight w:val="cyan"/>
-        </w:rPr>
-        <w:t>swss</w:t>
-      </w:r>
-      <w:proofErr w:type="spellEnd"/>
-      <w:r>
-        <w:rPr>
-          <w:rFonts w:asciiTheme="minorHAnsi" w:hAnsiTheme="minorHAnsi" w:cstheme="minorHAnsi"/>
-          <w:sz w:val="16"/>
-          <w:szCs w:val="16"/>
-          <w:highlight w:val="cyan"/>
-        </w:rPr>
-        <w:t>})</w:t>
+        <w:t>{odpowiedzialny_funkcja} {swss})</w:t>
       </w:r>
       <w:r>
         <w:rPr>
@@ -3358,22 +2436,7 @@
           <w:szCs w:val="18"/>
         </w:rPr>
         <w:tab/>
-      </w:r>
-      <w:r>
-        <w:rPr>
-          <w:rFonts w:asciiTheme="minorHAnsi" w:hAnsiTheme="minorHAnsi" w:cstheme="minorHAnsi"/>
-          <w:sz w:val="18"/>
-          <w:szCs w:val="18"/>
-        </w:rPr>
-        <w:t>(</w:t>
-      </w:r>
-      <w:r>
-        <w:rPr>
-          <w:rFonts w:asciiTheme="minorHAnsi" w:hAnsiTheme="minorHAnsi" w:cstheme="minorHAnsi"/>
-          <w:sz w:val="18"/>
-          <w:szCs w:val="18"/>
-        </w:rPr>
-        <w:t xml:space="preserve">podpis </w:t>
+        <w:t xml:space="preserve">(podpis </w:t>
       </w:r>
       <w:r>
         <w:rPr>
@@ -3456,107 +2519,33 @@
           <w:rFonts w:asciiTheme="minorHAnsi" w:hAnsiTheme="minorHAnsi" w:cstheme="minorHAnsi"/>
           <w:highlight w:val="yellow"/>
         </w:rPr>
-        <w:t>{</w:t>
-      </w:r>
-      <w:proofErr w:type="spellStart"/>
+        <w:t>{data_wyjazdu_start}</w:t>
+      </w:r>
+      <w:r>
+        <w:rPr>
+          <w:rFonts w:asciiTheme="minorHAnsi" w:hAnsiTheme="minorHAnsi" w:cstheme="minorHAnsi"/>
+        </w:rPr>
+        <w:t xml:space="preserve"> do </w:t>
+      </w:r>
       <w:r>
         <w:rPr>
           <w:rFonts w:asciiTheme="minorHAnsi" w:hAnsiTheme="minorHAnsi" w:cstheme="minorHAnsi"/>
           <w:highlight w:val="yellow"/>
         </w:rPr>
-        <w:t>data_wyjazdu_start</w:t>
-      </w:r>
-      <w:proofErr w:type="spellEnd"/>
-      <w:r>
-        <w:rPr>
-          <w:rFonts w:asciiTheme="minorHAnsi" w:hAnsiTheme="minorHAnsi" w:cstheme="minorHAnsi"/>
-          <w:highlight w:val="yellow"/>
-        </w:rPr>
-        <w:t>}</w:t>
-      </w:r>
-      <w:r>
-        <w:rPr>
-          <w:rFonts w:asciiTheme="minorHAnsi" w:hAnsiTheme="minorHAnsi" w:cstheme="minorHAnsi"/>
-        </w:rPr>
-        <w:t xml:space="preserve"> </w:t>
-      </w:r>
-      <w:r>
-        <w:rPr>
-          <w:rFonts w:asciiTheme="minorHAnsi" w:hAnsiTheme="minorHAnsi" w:cstheme="minorHAnsi"/>
-        </w:rPr>
-        <w:t xml:space="preserve">do </w:t>
-      </w:r>
-      <w:r>
-        <w:rPr>
-          <w:rFonts w:asciiTheme="minorHAnsi" w:hAnsiTheme="minorHAnsi" w:cstheme="minorHAnsi"/>
-          <w:highlight w:val="yellow"/>
-        </w:rPr>
-        <w:t>{</w:t>
-      </w:r>
-      <w:proofErr w:type="spellStart"/>
-      <w:r>
-        <w:rPr>
-          <w:rFonts w:asciiTheme="minorHAnsi" w:hAnsiTheme="minorHAnsi" w:cstheme="minorHAnsi"/>
-          <w:highlight w:val="yellow"/>
-        </w:rPr>
-        <w:t>data_wyjazdu_powrót</w:t>
-      </w:r>
-      <w:proofErr w:type="spellEnd"/>
-      <w:r>
-        <w:rPr>
-          <w:rFonts w:asciiTheme="minorHAnsi" w:hAnsiTheme="minorHAnsi" w:cstheme="minorHAnsi"/>
-          <w:highlight w:val="yellow"/>
-        </w:rPr>
-        <w:t>}</w:t>
-      </w:r>
-      <w:r>
-        <w:rPr>
-          <w:rFonts w:asciiTheme="minorHAnsi" w:hAnsiTheme="minorHAnsi" w:cstheme="minorHAnsi"/>
-        </w:rPr>
-        <w:t xml:space="preserve"> </w:t>
-      </w:r>
-      <w:proofErr w:type="gramStart"/>
-      <w:r>
-        <w:rPr>
-          <w:rFonts w:asciiTheme="minorHAnsi" w:hAnsiTheme="minorHAnsi" w:cstheme="minorHAnsi"/>
-        </w:rPr>
-        <w:t>w</w:t>
-      </w:r>
-      <w:r>
-        <w:rPr>
-          <w:rFonts w:asciiTheme="minorHAnsi" w:hAnsiTheme="minorHAnsi" w:cstheme="minorHAnsi"/>
-        </w:rPr>
-        <w:t xml:space="preserve"> </w:t>
-      </w:r>
-      <w:r>
-        <w:rPr>
-          <w:rFonts w:asciiTheme="minorHAnsi" w:hAnsiTheme="minorHAnsi" w:cstheme="minorHAnsi"/>
-        </w:rPr>
-        <w:t xml:space="preserve"> </w:t>
+        <w:t>{data_wyjazdu_powrót}</w:t>
+      </w:r>
+      <w:r>
+        <w:rPr>
+          <w:rFonts w:asciiTheme="minorHAnsi" w:hAnsiTheme="minorHAnsi" w:cstheme="minorHAnsi"/>
+        </w:rPr>
+        <w:t xml:space="preserve"> w  </w:t>
       </w:r>
       <w:r>
         <w:rPr>
           <w:rFonts w:asciiTheme="minorHAnsi" w:hAnsiTheme="minorHAnsi" w:cstheme="minorHAnsi"/>
           <w:highlight w:val="cyan"/>
         </w:rPr>
-        <w:t>{</w:t>
-      </w:r>
-      <w:proofErr w:type="spellStart"/>
-      <w:proofErr w:type="gramEnd"/>
-      <w:r>
-        <w:rPr>
-          <w:rFonts w:asciiTheme="minorHAnsi" w:hAnsiTheme="minorHAnsi" w:cstheme="minorHAnsi"/>
-          <w:highlight w:val="cyan"/>
-        </w:rPr>
-        <w:t>miejscowość_wyjazdu</w:t>
-      </w:r>
-      <w:proofErr w:type="spellEnd"/>
-      <w:r>
-        <w:rPr>
-          <w:rFonts w:asciiTheme="minorHAnsi" w:hAnsiTheme="minorHAnsi" w:cstheme="minorHAnsi"/>
-          <w:highlight w:val="cyan"/>
-        </w:rPr>
-        <w:t>}</w:t>
+        <w:t>{miejscowość_wyjazdu}</w:t>
       </w:r>
     </w:p>
     <w:p ns2:paraId="2597B502" ns2:textId="7ADF6096">
@@ -3571,42 +2560,11 @@
           <w:rFonts w:asciiTheme="minorHAnsi" w:hAnsiTheme="minorHAnsi" w:cstheme="minorHAnsi"/>
         </w:rPr>
         <w:t>(data wyjazdu i przyjazdu)</w:t>
-      </w:r>
-      <w:r>
-        <w:rPr>
-          <w:rFonts w:asciiTheme="minorHAnsi" w:hAnsiTheme="minorHAnsi" w:cstheme="minorHAnsi"/>
-        </w:rPr>
         <w:tab/>
-      </w:r>
-      <w:r>
-        <w:rPr>
-          <w:rFonts w:asciiTheme="minorHAnsi" w:hAnsiTheme="minorHAnsi" w:cstheme="minorHAnsi"/>
-        </w:rPr>
         <w:t xml:space="preserve">   </w:t>
-      </w:r>
-      <w:r>
-        <w:rPr>
-          <w:rFonts w:asciiTheme="minorHAnsi" w:hAnsiTheme="minorHAnsi" w:cstheme="minorHAnsi"/>
-        </w:rPr>
         <w:tab/>
-      </w:r>
-      <w:r>
-        <w:rPr>
-          <w:rFonts w:asciiTheme="minorHAnsi" w:hAnsiTheme="minorHAnsi" w:cstheme="minorHAnsi"/>
-        </w:rPr>
         <w:tab/>
-      </w:r>
-      <w:r>
-        <w:rPr>
-          <w:rFonts w:asciiTheme="minorHAnsi" w:hAnsiTheme="minorHAnsi" w:cstheme="minorHAnsi"/>
-        </w:rPr>
-        <w:t xml:space="preserve"> </w:t>
-      </w:r>
-      <w:r>
-        <w:rPr>
-          <w:rFonts w:asciiTheme="minorHAnsi" w:hAnsiTheme="minorHAnsi" w:cstheme="minorHAnsi"/>
-        </w:rPr>
-        <w:t>(miejscowość)</w:t>
+        <w:t xml:space="preserve"> (miejscowość)</w:t>
       </w:r>
     </w:p>
     <w:p ns2:paraId="7009B157" ns2:textId="28F4112B">
@@ -3620,31 +2578,7 @@
         <w:rPr>
           <w:rFonts w:asciiTheme="minorHAnsi" w:hAnsiTheme="minorHAnsi" w:cstheme="minorHAnsi"/>
         </w:rPr>
-        <w:t>organizowanego przez</w:t>
-      </w:r>
-      <w:r>
-        <w:rPr>
-          <w:rFonts w:asciiTheme="minorHAnsi" w:hAnsiTheme="minorHAnsi" w:cstheme="minorHAnsi"/>
-        </w:rPr>
-        <w:t xml:space="preserve"> </w:t>
-      </w:r>
-      <w:r>
-        <w:rPr>
-          <w:rFonts w:asciiTheme="minorHAnsi" w:hAnsiTheme="minorHAnsi" w:cstheme="minorHAnsi"/>
-        </w:rPr>
-        <w:t>…………………………………………………………………</w:t>
-      </w:r>
-      <w:r>
-        <w:rPr>
-          <w:rFonts w:asciiTheme="minorHAnsi" w:hAnsiTheme="minorHAnsi" w:cstheme="minorHAnsi"/>
-        </w:rPr>
-        <w:t>……………………………………</w:t>
-      </w:r>
-      <w:r>
-        <w:rPr>
-          <w:rFonts w:asciiTheme="minorHAnsi" w:hAnsiTheme="minorHAnsi" w:cstheme="minorHAnsi"/>
-        </w:rPr>
-        <w:t>…………………………………...</w:t>
+        <w:t xml:space="preserve">organizowanego przez …………………………………………………………………………………………………………………………………………...</w:t>
       </w:r>
     </w:p>
     <w:p ns2:paraId="3EE546B3" ns2:textId="77777777">
@@ -3862,7 +2796,7 @@
               <w:rPr>
                 <w:rFonts w:asciiTheme="minorHAnsi" w:hAnsiTheme="minorHAnsi" w:cstheme="minorHAnsi"/>
               </w:rPr>
-              <w:t>1.</w:t>
+              <w:t>{#uczestnicy}{lp}</w:t>
             </w:r>
           </w:p>
         </w:tc>
@@ -3879,6 +2813,12 @@
                 <w:rFonts w:asciiTheme="minorHAnsi" w:hAnsiTheme="minorHAnsi" w:cstheme="minorHAnsi"/>
               </w:rPr>
             </w:pPr>
+            <w:r>
+              <w:rPr>
+                <w:rFonts w:asciiTheme="minorHAnsi" w:hAnsiTheme="minorHAnsi" w:cstheme="minorHAnsi"/>
+              </w:rPr>
+              <w:t xml:space="preserve">{imie_nazwisko}</w:t>
+            </w:r>
           </w:p>
         </w:tc>
         <w:tc>
@@ -3894,6 +2834,12 @@
                 <w:rFonts w:asciiTheme="minorHAnsi" w:hAnsiTheme="minorHAnsi" w:cstheme="minorHAnsi"/>
               </w:rPr>
             </w:pPr>
+            <w:r>
+              <w:rPr>
+                <w:rFonts w:asciiTheme="minorHAnsi" w:hAnsiTheme="minorHAnsi" w:cstheme="minorHAnsi"/>
+              </w:rPr>
+              <w:t xml:space="preserve">{wydzial}</w:t>
+            </w:r>
           </w:p>
         </w:tc>
         <w:tc>
@@ -3909,6 +2855,12 @@
                 <w:rFonts w:asciiTheme="minorHAnsi" w:hAnsiTheme="minorHAnsi" w:cstheme="minorHAnsi"/>
               </w:rPr>
             </w:pPr>
+            <w:r>
+              <w:rPr>
+                <w:rFonts w:asciiTheme="minorHAnsi" w:hAnsiTheme="minorHAnsi" w:cstheme="minorHAnsi"/>
+              </w:rPr>
+              <w:t xml:space="preserve">{kierunek}</w:t>
+            </w:r>
           </w:p>
         </w:tc>
         <w:tc>
@@ -3924,6 +2876,12 @@
                 <w:rFonts w:asciiTheme="minorHAnsi" w:hAnsiTheme="minorHAnsi" w:cstheme="minorHAnsi"/>
               </w:rPr>
             </w:pPr>
+            <w:r>
+              <w:rPr>
+                <w:rFonts w:asciiTheme="minorHAnsi" w:hAnsiTheme="minorHAnsi" w:cstheme="minorHAnsi"/>
+              </w:rPr>
+              <w:t xml:space="preserve">{rok}</w:t>
+            </w:r>
           </w:p>
         </w:tc>
         <w:tc>
@@ -3939,418 +2897,12 @@
                 <w:rFonts w:asciiTheme="minorHAnsi" w:hAnsiTheme="minorHAnsi" w:cstheme="minorHAnsi"/>
               </w:rPr>
             </w:pPr>
-          </w:p>
-        </w:tc>
-      </w:tr>
-      <w:tr ns2:paraId="29D63FA3" ns2:textId="77777777">
-        <w:trPr>
-          <w:trHeight w:val="454"/>
-          <w:jc w:val="center"/>
-        </w:trPr>
-        <w:tc>
-          <w:tcPr>
-            <w:tcW w:w="489" w:type="dxa"/>
-            <w:shd w:val="clear" w:color="auto" w:fill="F2F2F2" w:themeFill="background1" w:themeFillShade="F2"/>
-            <w:vAlign w:val="center"/>
-          </w:tcPr>
-          <w:p ns2:paraId="555F41F5" ns2:textId="77777777">
-            <w:pPr>
-              <w:spacing w:line="360" w:lineRule="auto"/>
-              <w:jc w:val="center"/>
-              <w:rPr>
-                <w:rFonts w:asciiTheme="minorHAnsi" w:hAnsiTheme="minorHAnsi" w:cstheme="minorHAnsi"/>
-              </w:rPr>
-            </w:pPr>
             <w:r>
               <w:rPr>
                 <w:rFonts w:asciiTheme="minorHAnsi" w:hAnsiTheme="minorHAnsi" w:cstheme="minorHAnsi"/>
               </w:rPr>
-              <w:t>2.</w:t>
+              <w:t xml:space="preserve">{kontakt}{/uczestnicy}</w:t>
             </w:r>
-          </w:p>
-        </w:tc>
-        <w:tc>
-          <w:tcPr>
-            <w:tcW w:w="2111" w:type="dxa"/>
-            <w:vAlign w:val="center"/>
-          </w:tcPr>
-          <w:p ns2:paraId="42723C87" ns2:textId="77777777">
-            <w:pPr>
-              <w:spacing w:line="360" w:lineRule="auto"/>
-              <w:jc w:val="center"/>
-              <w:rPr>
-                <w:rFonts w:asciiTheme="minorHAnsi" w:hAnsiTheme="minorHAnsi" w:cstheme="minorHAnsi"/>
-              </w:rPr>
-            </w:pPr>
-          </w:p>
-        </w:tc>
-        <w:tc>
-          <w:tcPr>
-            <w:tcW w:w="2249" w:type="dxa"/>
-            <w:vAlign w:val="center"/>
-          </w:tcPr>
-          <w:p ns2:paraId="3388EFCB" ns2:textId="77777777">
-            <w:pPr>
-              <w:spacing w:line="360" w:lineRule="auto"/>
-              <w:jc w:val="center"/>
-              <w:rPr>
-                <w:rFonts w:asciiTheme="minorHAnsi" w:hAnsiTheme="minorHAnsi" w:cstheme="minorHAnsi"/>
-              </w:rPr>
-            </w:pPr>
-          </w:p>
-        </w:tc>
-        <w:tc>
-          <w:tcPr>
-            <w:tcW w:w="1691" w:type="dxa"/>
-            <w:vAlign w:val="center"/>
-          </w:tcPr>
-          <w:p ns2:paraId="2764160A" ns2:textId="77777777">
-            <w:pPr>
-              <w:spacing w:line="360" w:lineRule="auto"/>
-              <w:jc w:val="center"/>
-              <w:rPr>
-                <w:rFonts w:asciiTheme="minorHAnsi" w:hAnsiTheme="minorHAnsi" w:cstheme="minorHAnsi"/>
-              </w:rPr>
-            </w:pPr>
-          </w:p>
-        </w:tc>
-        <w:tc>
-          <w:tcPr>
-            <w:tcW w:w="744" w:type="dxa"/>
-            <w:vAlign w:val="center"/>
-          </w:tcPr>
-          <w:p ns2:paraId="45AE4890" ns2:textId="77777777">
-            <w:pPr>
-              <w:spacing w:line="360" w:lineRule="auto"/>
-              <w:jc w:val="center"/>
-              <w:rPr>
-                <w:rFonts w:asciiTheme="minorHAnsi" w:hAnsiTheme="minorHAnsi" w:cstheme="minorHAnsi"/>
-              </w:rPr>
-            </w:pPr>
-          </w:p>
-        </w:tc>
-        <w:tc>
-          <w:tcPr>
-            <w:tcW w:w="2582" w:type="dxa"/>
-            <w:vAlign w:val="center"/>
-          </w:tcPr>
-          <w:p ns2:paraId="4A22885D" ns2:textId="77777777">
-            <w:pPr>
-              <w:spacing w:line="360" w:lineRule="auto"/>
-              <w:jc w:val="center"/>
-              <w:rPr>
-                <w:rFonts w:asciiTheme="minorHAnsi" w:hAnsiTheme="minorHAnsi" w:cstheme="minorHAnsi"/>
-              </w:rPr>
-            </w:pPr>
-          </w:p>
-        </w:tc>
-      </w:tr>
-      <w:tr ns2:paraId="2645F027" ns2:textId="77777777">
-        <w:trPr>
-          <w:trHeight w:val="454"/>
-          <w:jc w:val="center"/>
-        </w:trPr>
-        <w:tc>
-          <w:tcPr>
-            <w:tcW w:w="489" w:type="dxa"/>
-            <w:shd w:val="clear" w:color="auto" w:fill="F2F2F2" w:themeFill="background1" w:themeFillShade="F2"/>
-            <w:vAlign w:val="center"/>
-          </w:tcPr>
-          <w:p ns2:paraId="1B54209E" ns2:textId="77777777">
-            <w:pPr>
-              <w:spacing w:line="360" w:lineRule="auto"/>
-              <w:jc w:val="center"/>
-              <w:rPr>
-                <w:rFonts w:asciiTheme="minorHAnsi" w:hAnsiTheme="minorHAnsi" w:cstheme="minorHAnsi"/>
-              </w:rPr>
-            </w:pPr>
-            <w:r>
-              <w:rPr>
-                <w:rFonts w:asciiTheme="minorHAnsi" w:hAnsiTheme="minorHAnsi" w:cstheme="minorHAnsi"/>
-              </w:rPr>
-              <w:t>3.</w:t>
-            </w:r>
-          </w:p>
-        </w:tc>
-        <w:tc>
-          <w:tcPr>
-            <w:tcW w:w="2111" w:type="dxa"/>
-            <w:vAlign w:val="center"/>
-          </w:tcPr>
-          <w:p ns2:paraId="0573FD0F" ns2:textId="77777777">
-            <w:pPr>
-              <w:spacing w:line="360" w:lineRule="auto"/>
-              <w:jc w:val="center"/>
-              <w:rPr>
-                <w:rFonts w:asciiTheme="minorHAnsi" w:hAnsiTheme="minorHAnsi" w:cstheme="minorHAnsi"/>
-              </w:rPr>
-            </w:pPr>
-          </w:p>
-        </w:tc>
-        <w:tc>
-          <w:tcPr>
-            <w:tcW w:w="2249" w:type="dxa"/>
-            <w:vAlign w:val="center"/>
-          </w:tcPr>
-          <w:p ns2:paraId="4DBFC9A4" ns2:textId="77777777">
-            <w:pPr>
-              <w:spacing w:line="360" w:lineRule="auto"/>
-              <w:jc w:val="center"/>
-              <w:rPr>
-                <w:rFonts w:asciiTheme="minorHAnsi" w:hAnsiTheme="minorHAnsi" w:cstheme="minorHAnsi"/>
-              </w:rPr>
-            </w:pPr>
-          </w:p>
-        </w:tc>
-        <w:tc>
-          <w:tcPr>
-            <w:tcW w:w="1691" w:type="dxa"/>
-            <w:vAlign w:val="center"/>
-          </w:tcPr>
-          <w:p ns2:paraId="51A78453" ns2:textId="77777777">
-            <w:pPr>
-              <w:spacing w:line="360" w:lineRule="auto"/>
-              <w:jc w:val="center"/>
-              <w:rPr>
-                <w:rFonts w:asciiTheme="minorHAnsi" w:hAnsiTheme="minorHAnsi" w:cstheme="minorHAnsi"/>
-              </w:rPr>
-            </w:pPr>
-          </w:p>
-        </w:tc>
-        <w:tc>
-          <w:tcPr>
-            <w:tcW w:w="744" w:type="dxa"/>
-            <w:vAlign w:val="center"/>
-          </w:tcPr>
-          <w:p ns2:paraId="228C45A3" ns2:textId="77777777">
-            <w:pPr>
-              <w:spacing w:line="360" w:lineRule="auto"/>
-              <w:jc w:val="center"/>
-              <w:rPr>
-                <w:rFonts w:asciiTheme="minorHAnsi" w:hAnsiTheme="minorHAnsi" w:cstheme="minorHAnsi"/>
-              </w:rPr>
-            </w:pPr>
-          </w:p>
-        </w:tc>
-        <w:tc>
-          <w:tcPr>
-            <w:tcW w:w="2582" w:type="dxa"/>
-            <w:vAlign w:val="center"/>
-          </w:tcPr>
-          <w:p ns2:paraId="7A583DC0" ns2:textId="77777777">
-            <w:pPr>
-              <w:spacing w:line="360" w:lineRule="auto"/>
-              <w:jc w:val="center"/>
-              <w:rPr>
-                <w:rFonts w:asciiTheme="minorHAnsi" w:hAnsiTheme="minorHAnsi" w:cstheme="minorHAnsi"/>
-              </w:rPr>
-            </w:pPr>
-          </w:p>
-        </w:tc>
-      </w:tr>
-      <w:tr ns2:paraId="4FC5F28C" ns2:textId="77777777">
-        <w:trPr>
-          <w:trHeight w:val="454"/>
-          <w:jc w:val="center"/>
-        </w:trPr>
-        <w:tc>
-          <w:tcPr>
-            <w:tcW w:w="489" w:type="dxa"/>
-            <w:shd w:val="clear" w:color="auto" w:fill="F2F2F2" w:themeFill="background1" w:themeFillShade="F2"/>
-            <w:vAlign w:val="center"/>
-          </w:tcPr>
-          <w:p ns2:paraId="641AD651" ns2:textId="77777777">
-            <w:pPr>
-              <w:spacing w:line="360" w:lineRule="auto"/>
-              <w:jc w:val="center"/>
-              <w:rPr>
-                <w:rFonts w:asciiTheme="minorHAnsi" w:hAnsiTheme="minorHAnsi" w:cstheme="minorHAnsi"/>
-              </w:rPr>
-            </w:pPr>
-            <w:r>
-              <w:rPr>
-                <w:rFonts w:asciiTheme="minorHAnsi" w:hAnsiTheme="minorHAnsi" w:cstheme="minorHAnsi"/>
-              </w:rPr>
-              <w:t>4.</w:t>
-            </w:r>
-          </w:p>
-        </w:tc>
-        <w:tc>
-          <w:tcPr>
-            <w:tcW w:w="2111" w:type="dxa"/>
-            <w:vAlign w:val="center"/>
-          </w:tcPr>
-          <w:p ns2:paraId="749CCC92" ns2:textId="77777777">
-            <w:pPr>
-              <w:spacing w:line="360" w:lineRule="auto"/>
-              <w:jc w:val="center"/>
-              <w:rPr>
-                <w:rFonts w:asciiTheme="minorHAnsi" w:hAnsiTheme="minorHAnsi" w:cstheme="minorHAnsi"/>
-              </w:rPr>
-            </w:pPr>
-          </w:p>
-        </w:tc>
-        <w:tc>
-          <w:tcPr>
-            <w:tcW w:w="2249" w:type="dxa"/>
-            <w:vAlign w:val="center"/>
-          </w:tcPr>
-          <w:p ns2:paraId="3E60F380" ns2:textId="77777777">
-            <w:pPr>
-              <w:spacing w:line="360" w:lineRule="auto"/>
-              <w:jc w:val="center"/>
-              <w:rPr>
-                <w:rFonts w:asciiTheme="minorHAnsi" w:hAnsiTheme="minorHAnsi" w:cstheme="minorHAnsi"/>
-              </w:rPr>
-            </w:pPr>
-          </w:p>
-        </w:tc>
-        <w:tc>
-          <w:tcPr>
-            <w:tcW w:w="1691" w:type="dxa"/>
-            <w:vAlign w:val="center"/>
-          </w:tcPr>
-          <w:p ns2:paraId="286A5616" ns2:textId="77777777">
-            <w:pPr>
-              <w:spacing w:line="360" w:lineRule="auto"/>
-              <w:jc w:val="center"/>
-              <w:rPr>
-                <w:rFonts w:asciiTheme="minorHAnsi" w:hAnsiTheme="minorHAnsi" w:cstheme="minorHAnsi"/>
-              </w:rPr>
-            </w:pPr>
-          </w:p>
-        </w:tc>
-        <w:tc>
-          <w:tcPr>
-            <w:tcW w:w="744" w:type="dxa"/>
-            <w:vAlign w:val="center"/>
-          </w:tcPr>
-          <w:p ns2:paraId="127542A4" ns2:textId="77777777">
-            <w:pPr>
-              <w:spacing w:line="360" w:lineRule="auto"/>
-              <w:jc w:val="center"/>
-              <w:rPr>
-                <w:rFonts w:asciiTheme="minorHAnsi" w:hAnsiTheme="minorHAnsi" w:cstheme="minorHAnsi"/>
-              </w:rPr>
-            </w:pPr>
-          </w:p>
-        </w:tc>
-        <w:tc>
-          <w:tcPr>
-            <w:tcW w:w="2582" w:type="dxa"/>
-            <w:vAlign w:val="center"/>
-          </w:tcPr>
-          <w:p ns2:paraId="378A4D58" ns2:textId="77777777">
-            <w:pPr>
-              <w:spacing w:line="360" w:lineRule="auto"/>
-              <w:jc w:val="center"/>
-              <w:rPr>
-                <w:rFonts w:asciiTheme="minorHAnsi" w:hAnsiTheme="minorHAnsi" w:cstheme="minorHAnsi"/>
-              </w:rPr>
-            </w:pPr>
-          </w:p>
-        </w:tc>
-      </w:tr>
-      <w:tr ns2:paraId="6E4594F1" ns2:textId="77777777">
-        <w:trPr>
-          <w:trHeight w:val="454"/>
-          <w:jc w:val="center"/>
-        </w:trPr>
-        <w:tc>
-          <w:tcPr>
-            <w:tcW w:w="489" w:type="dxa"/>
-            <w:shd w:val="clear" w:color="auto" w:fill="F2F2F2" w:themeFill="background1" w:themeFillShade="F2"/>
-            <w:vAlign w:val="center"/>
-          </w:tcPr>
-          <w:p ns2:paraId="77F6CCEF" ns2:textId="77777777">
-            <w:pPr>
-              <w:spacing w:line="360" w:lineRule="auto"/>
-              <w:jc w:val="center"/>
-              <w:rPr>
-                <w:rFonts w:asciiTheme="minorHAnsi" w:hAnsiTheme="minorHAnsi" w:cstheme="minorHAnsi"/>
-              </w:rPr>
-            </w:pPr>
-            <w:r>
-              <w:rPr>
-                <w:rFonts w:asciiTheme="minorHAnsi" w:hAnsiTheme="minorHAnsi" w:cstheme="minorHAnsi"/>
-              </w:rPr>
-              <w:t>5.</w:t>
-            </w:r>
-          </w:p>
-        </w:tc>
-        <w:tc>
-          <w:tcPr>
-            <w:tcW w:w="2111" w:type="dxa"/>
-            <w:vAlign w:val="center"/>
-          </w:tcPr>
-          <w:p ns2:paraId="5220D220" ns2:textId="77777777">
-            <w:pPr>
-              <w:spacing w:line="360" w:lineRule="auto"/>
-              <w:jc w:val="center"/>
-              <w:rPr>
-                <w:rFonts w:asciiTheme="minorHAnsi" w:hAnsiTheme="minorHAnsi" w:cstheme="minorHAnsi"/>
-              </w:rPr>
-            </w:pPr>
-          </w:p>
-        </w:tc>
-        <w:tc>
-          <w:tcPr>
-            <w:tcW w:w="2249" w:type="dxa"/>
-            <w:vAlign w:val="center"/>
-          </w:tcPr>
-          <w:p ns2:paraId="502A05A4" ns2:textId="77777777">
-            <w:pPr>
-              <w:spacing w:line="360" w:lineRule="auto"/>
-              <w:jc w:val="center"/>
-              <w:rPr>
-                <w:rFonts w:asciiTheme="minorHAnsi" w:hAnsiTheme="minorHAnsi" w:cstheme="minorHAnsi"/>
-              </w:rPr>
-            </w:pPr>
-          </w:p>
-        </w:tc>
-        <w:tc>
-          <w:tcPr>
-            <w:tcW w:w="1691" w:type="dxa"/>
-            <w:vAlign w:val="center"/>
-          </w:tcPr>
-          <w:p ns2:paraId="7727539E" ns2:textId="77777777">
-            <w:pPr>
-              <w:spacing w:line="360" w:lineRule="auto"/>
-              <w:jc w:val="center"/>
-              <w:rPr>
-                <w:rFonts w:asciiTheme="minorHAnsi" w:hAnsiTheme="minorHAnsi" w:cstheme="minorHAnsi"/>
-              </w:rPr>
-            </w:pPr>
-          </w:p>
-        </w:tc>
-        <w:tc>
-          <w:tcPr>
-            <w:tcW w:w="744" w:type="dxa"/>
-            <w:vAlign w:val="center"/>
-          </w:tcPr>
-          <w:p ns2:paraId="3ABFDBF2" ns2:textId="77777777">
-            <w:pPr>
-              <w:spacing w:line="360" w:lineRule="auto"/>
-              <w:jc w:val="center"/>
-              <w:rPr>
-                <w:rFonts w:asciiTheme="minorHAnsi" w:hAnsiTheme="minorHAnsi" w:cstheme="minorHAnsi"/>
-              </w:rPr>
-            </w:pPr>
-          </w:p>
-        </w:tc>
-        <w:tc>
-          <w:tcPr>
-            <w:tcW w:w="2582" w:type="dxa"/>
-            <w:vAlign w:val="center"/>
-          </w:tcPr>
-          <w:p ns2:paraId="6D659D04" ns2:textId="77777777">
-            <w:pPr>
-              <w:spacing w:line="360" w:lineRule="auto"/>
-              <w:jc w:val="center"/>
-              <w:rPr>
-                <w:rFonts w:asciiTheme="minorHAnsi" w:hAnsiTheme="minorHAnsi" w:cstheme="minorHAnsi"/>
-              </w:rPr>
-            </w:pPr>
           </w:p>
         </w:tc>
       </w:tr>
@@ -4403,31 +2955,10 @@
         </w:rPr>
         <w:br/>
         <w:t>Zgodnie z art. 13 ust. 1 i 2 ogólnego Rozporządzenia Parlamentu Europejskiego i Rady (UE) 2016/679 w sprawie ochrony osób fizycznych w związku z przetwarzaniem danych osobowych i w sprawie swobodnego przepływu takich danych oraz uchylenia dyrektywy 95/46/WE z dnia 27 kwietnia 2016 r. zwanego dalej RODO, oraz ustawą z dnia 10 maja  2018 r. o ochronie danych osobowych (Dz.U. z 2018 poz. 1000), uczelnia informuje, iż:</w:t>
-      </w:r>
-      <w:r>
-        <w:rPr>
-          <w:rFonts w:asciiTheme="minorHAnsi" w:hAnsiTheme="minorHAnsi" w:cstheme="minorHAnsi"/>
-          <w:sz w:val="16"/>
-          <w:szCs w:val="16"/>
-        </w:rPr>
         <w:br/>
         <w:t>1. Administratorem Pani/Pana danych osobowych jest Zachodniopomorski Uniwersytet Technologiczny w Szczecinie z siedzibą przy al. Piastów 17, 70-310 Szczecin.</w:t>
-      </w:r>
-      <w:r>
-        <w:rPr>
-          <w:rFonts w:asciiTheme="minorHAnsi" w:hAnsiTheme="minorHAnsi" w:cstheme="minorHAnsi"/>
-          <w:sz w:val="16"/>
-          <w:szCs w:val="16"/>
-        </w:rPr>
         <w:br/>
         <w:t>2. Administrator danych osobowych powołał osobę nadzorującą prawidłowość przetwarzania danych osobowych, z którą można skontaktować się za pośrednictwem adresu e-mail: IOD.kurek@zut.edu.pl.</w:t>
-      </w:r>
-      <w:r>
-        <w:rPr>
-          <w:rFonts w:asciiTheme="minorHAnsi" w:hAnsiTheme="minorHAnsi" w:cstheme="minorHAnsi"/>
-          <w:sz w:val="16"/>
-          <w:szCs w:val="16"/>
-        </w:rPr>
         <w:br/>
         <w:t>3. Pani/Pana dane osobowe przetwarzane będą  z uwagi na Pani/Pana działalność w organizacji studenckiej, ubieganiu się o dofinansowanie na realizację projektów i wykorzystywane będą do celów organizacyjnych, statutowych, archiwalnych, statystycznych.</w:t>
       </w:r>
@@ -4512,13 +3043,6 @@
           <w:szCs w:val="16"/>
         </w:rPr>
         <w:t>brak zgody skutkować będzie nie przyznaniem środków finansowych na działalność organizacji w związku z obowiązkami dokumentacyjnymi obowiązującymi Zachodniopomorski Uniwersytet Technologiczny w Szczecinie.</w:t>
-      </w:r>
-      <w:r>
-        <w:rPr>
-          <w:rFonts w:asciiTheme="minorHAnsi" w:hAnsiTheme="minorHAnsi" w:cstheme="minorHAnsi"/>
-          <w:sz w:val="16"/>
-          <w:szCs w:val="16"/>
-        </w:rPr>
         <w:br/>
         <w:t>6. Odbiorcą Pani/Pana danych osobowych będzie Zachodniopomorski Uniwersytet Technologiczny w Szczecinie, dane nie będą udostępniane podmiotom zewnętrznym z wyjątkiem przypadków przewidzianych przepisami prawa oraz podmiotom trudniącym się windykacją należności finansowych w przypadku nie wywiązania się przez Panią/Pana z odpowiednich obowiązków wynikających z otrzymania dofinansowania na działalność organizacji studenckiej.</w:t>
       </w:r>
@@ -4541,13 +3065,6 @@
           <w:szCs w:val="16"/>
         </w:rPr>
         <w:t>7. Pani/Pana dane przechowywane będą przez okres niezbędny do realizacji wyżej określonych celów.</w:t>
-      </w:r>
-      <w:r>
-        <w:rPr>
-          <w:rFonts w:asciiTheme="minorHAnsi" w:hAnsiTheme="minorHAnsi" w:cstheme="minorHAnsi"/>
-          <w:sz w:val="16"/>
-          <w:szCs w:val="16"/>
-        </w:rPr>
         <w:br/>
         <w:t>8. Posiada Pani/Pan:</w:t>
       </w:r>
@@ -4710,22 +3227,8 @@
           <w:szCs w:val="16"/>
         </w:rPr>
         <w:t>- prawo do cofnięcia zgody w dowolnym momencie na przetwarzanie danych osobowych. Wycofanie zgody nie wpływa na zgodność z prawem przetwarzania, którego dokonano na podstawie zgody przed jej cofnięciem.</w:t>
-      </w:r>
-      <w:r>
-        <w:rPr>
-          <w:rFonts w:asciiTheme="minorHAnsi" w:hAnsiTheme="minorHAnsi" w:cstheme="minorHAnsi"/>
-          <w:sz w:val="16"/>
-          <w:szCs w:val="16"/>
-        </w:rPr>
         <w:br/>
         <w:t>9. Ma Pani/Pan prawo do wniesienia skargi do Prezesa Urzędu Ochrony Danych Osobowych, gdy uzna Pani/Pan, że przetwarzanie danych osobowych narusza przepisy RODO, na zasadach określonych w RODO.</w:t>
-      </w:r>
-      <w:r>
-        <w:rPr>
-          <w:rFonts w:asciiTheme="minorHAnsi" w:hAnsiTheme="minorHAnsi" w:cstheme="minorHAnsi"/>
-          <w:sz w:val="16"/>
-          <w:szCs w:val="16"/>
-        </w:rPr>
         <w:br/>
         <w:t>10. Pani/Pana dane nie będą przetwarzane w sposób zautomatyzowany i nie będą poddawane profilowaniu.</w:t>
       </w:r>
@@ -4772,37 +3275,9 @@
           <w:szCs w:val="18"/>
         </w:rPr>
         <w:t>……………………………………………………………….</w:t>
-      </w:r>
-      <w:r>
-        <w:rPr>
-          <w:rFonts w:asciiTheme="minorHAnsi" w:hAnsiTheme="minorHAnsi" w:cstheme="minorHAnsi"/>
-          <w:sz w:val="18"/>
-          <w:szCs w:val="18"/>
-        </w:rPr>
         <w:tab/>
-      </w:r>
-      <w:r>
-        <w:rPr>
-          <w:rFonts w:asciiTheme="minorHAnsi" w:hAnsiTheme="minorHAnsi" w:cstheme="minorHAnsi"/>
-          <w:sz w:val="18"/>
-          <w:szCs w:val="18"/>
-        </w:rPr>
         <w:tab/>
-      </w:r>
-      <w:r>
-        <w:rPr>
-          <w:rFonts w:asciiTheme="minorHAnsi" w:hAnsiTheme="minorHAnsi" w:cstheme="minorHAnsi"/>
-          <w:sz w:val="18"/>
-          <w:szCs w:val="18"/>
-        </w:rPr>
         <w:tab/>
-      </w:r>
-      <w:r>
-        <w:rPr>
-          <w:rFonts w:asciiTheme="minorHAnsi" w:hAnsiTheme="minorHAnsi" w:cstheme="minorHAnsi"/>
-          <w:sz w:val="18"/>
-          <w:szCs w:val="18"/>
-        </w:rPr>
         <w:tab/>
       </w:r>
     </w:p>
@@ -4824,15 +3299,7 @@
           <w:sz w:val="18"/>
           <w:szCs w:val="18"/>
         </w:rPr>
-        <w:t xml:space="preserve">       (</w:t>
-      </w:r>
-      <w:r>
-        <w:rPr>
-          <w:rFonts w:asciiTheme="minorHAnsi" w:hAnsiTheme="minorHAnsi" w:cstheme="minorHAnsi"/>
-          <w:sz w:val="18"/>
-          <w:szCs w:val="18"/>
-        </w:rPr>
-        <w:t xml:space="preserve">podpis </w:t>
+        <w:t xml:space="preserve">       (podpis </w:t>
       </w:r>
       <w:r>
         <w:rPr>
@@ -4841,47 +3308,7 @@
           <w:szCs w:val="16"/>
           <w:highlight w:val="cyan"/>
         </w:rPr>
-        <w:t>{</w:t>
-      </w:r>
-      <w:proofErr w:type="spellStart"/>
-      <w:r>
-        <w:rPr>
-          <w:rFonts w:asciiTheme="minorHAnsi" w:hAnsiTheme="minorHAnsi" w:cstheme="minorHAnsi"/>
-          <w:sz w:val="16"/>
-          <w:szCs w:val="16"/>
-          <w:highlight w:val="cyan"/>
-        </w:rPr>
-        <w:t>odpowiedzialny_funkcja</w:t>
-      </w:r>
-      <w:proofErr w:type="spellEnd"/>
-      <w:r>
-        <w:rPr>
-          <w:rFonts w:asciiTheme="minorHAnsi" w:hAnsiTheme="minorHAnsi" w:cstheme="minorHAnsi"/>
-          <w:sz w:val="16"/>
-          <w:szCs w:val="16"/>
-          <w:highlight w:val="cyan"/>
-        </w:rPr>
-        <w:t>} {</w:t>
-      </w:r>
-      <w:proofErr w:type="spellStart"/>
-      <w:r>
-        <w:rPr>
-          <w:rFonts w:asciiTheme="minorHAnsi" w:hAnsiTheme="minorHAnsi" w:cstheme="minorHAnsi"/>
-          <w:sz w:val="16"/>
-          <w:szCs w:val="16"/>
-          <w:highlight w:val="cyan"/>
-        </w:rPr>
-        <w:t>swss</w:t>
-      </w:r>
-      <w:proofErr w:type="spellEnd"/>
-      <w:r>
-        <w:rPr>
-          <w:rFonts w:asciiTheme="minorHAnsi" w:hAnsiTheme="minorHAnsi" w:cstheme="minorHAnsi"/>
-          <w:sz w:val="16"/>
-          <w:szCs w:val="16"/>
-          <w:highlight w:val="cyan"/>
-        </w:rPr>
-        <w:t>})</w:t>
+        <w:t>{odpowiedzialny_funkcja} {swss})</w:t>
       </w:r>
       <w:r>
         <w:rPr>
@@ -4890,22 +3317,7 @@
           <w:szCs w:val="18"/>
         </w:rPr>
         <w:tab/>
-      </w:r>
-      <w:r>
-        <w:rPr>
-          <w:rFonts w:asciiTheme="minorHAnsi" w:hAnsiTheme="minorHAnsi" w:cstheme="minorHAnsi"/>
-          <w:sz w:val="18"/>
-          <w:szCs w:val="18"/>
-        </w:rPr>
-        <w:t>(</w:t>
-      </w:r>
-      <w:r>
-        <w:rPr>
-          <w:rFonts w:asciiTheme="minorHAnsi" w:hAnsiTheme="minorHAnsi" w:cstheme="minorHAnsi"/>
-          <w:sz w:val="18"/>
-          <w:szCs w:val="18"/>
-        </w:rPr>
-        <w:t xml:space="preserve">podpis </w:t>
+        <w:t xml:space="preserve">(podpis </w:t>
       </w:r>
       <w:r>
         <w:rPr>
